--- a/borsode-doku.docx
+++ b/borsode-doku.docx
@@ -8,44 +8,415 @@
       </w:pPr>
       <w:r>
         <w:rPr>
+          <w:rFonts w:ascii="Arial" w:hAnsi="Arial"/>
           <w:b/>
+          <w:sz w:val="72"/>
+        </w:rPr>
+        <w:t>Vizsgaremek</w:t>
+      </w:r>
+    </w:p>
+    <w:p>
+      <w:pPr>
+        <w:jc w:val="center"/>
+      </w:pPr>
+      <w:r>
+        <w:rPr>
+          <w:rFonts w:ascii="Arial" w:hAnsi="Arial"/>
+          <w:sz w:val="44"/>
+        </w:rPr>
+        <w:t>Szakmai dokumentáció</w:t>
+      </w:r>
+    </w:p>
+    <w:p/>
+    <w:p/>
+    <w:p/>
+    <w:p/>
+    <w:p>
+      <w:pPr>
+        <w:jc w:val="center"/>
+      </w:pPr>
+      <w:r>
+        <w:rPr>
+          <w:rFonts w:ascii="Arial" w:hAnsi="Arial"/>
+          <w:b/>
+          <w:sz w:val="32"/>
+        </w:rPr>
+        <w:t>Informatikai rendszer- és alkalmazás-üzemeltető technikus</w:t>
+      </w:r>
+    </w:p>
+    <w:p/>
+    <w:p>
+      <w:pPr>
+        <w:jc w:val="center"/>
+      </w:pPr>
+      <w:r>
+        <w:rPr>
+          <w:b/>
+          <w:sz w:val="24"/>
+        </w:rPr>
+        <w:t xml:space="preserve">Ágazat: </w:t>
+      </w:r>
+      <w:r>
+        <w:rPr>
+          <w:sz w:val="24"/>
+        </w:rPr>
+        <w:t>Informatika és távközlés</w:t>
+      </w:r>
+    </w:p>
+    <w:p>
+      <w:pPr>
+        <w:jc w:val="center"/>
+      </w:pPr>
+      <w:r>
+        <w:rPr>
+          <w:b/>
+          <w:sz w:val="24"/>
+        </w:rPr>
+        <w:t xml:space="preserve">Szakma azonosító száma: </w:t>
+      </w:r>
+      <w:r>
+        <w:rPr>
+          <w:sz w:val="24"/>
+        </w:rPr>
+        <w:t>5 0612 12 02</w:t>
+      </w:r>
+    </w:p>
+    <w:p>
+      <w:pPr>
+        <w:jc w:val="center"/>
+      </w:pPr>
+      <w:r>
+        <w:rPr>
+          <w:b/>
+          <w:sz w:val="24"/>
+        </w:rPr>
+        <w:t xml:space="preserve">Képesítési Keretrendszer szint: </w:t>
+      </w:r>
+      <w:r>
+        <w:rPr>
+          <w:sz w:val="24"/>
+        </w:rPr>
+        <w:t>5</w:t>
+      </w:r>
+    </w:p>
+    <w:p/>
+    <w:p/>
+    <w:p/>
+    <w:p/>
+    <w:p>
+      <w:pPr>
+        <w:jc w:val="right"/>
+        <w:rPr>
+          <w:sz w:val="28"/>
+        </w:rPr>
+      </w:pPr>
+      <w:r>
+        <w:rPr>
+          <w:b/>
+          <w:sz w:val="24"/>
+        </w:rPr>
+        <w:t>Csapatnév:</w:t>
+      </w:r>
+      <w:r>
+        <w:rPr>
+          <w:b/>
+          <w:sz w:val="24"/>
+        </w:rPr>
+        <w:br/>
+      </w:r>
+      <w:r>
+        <w:rPr>
+          <w:sz w:val="28"/>
+        </w:rPr>
+        <w:t>Borsode</w:t>
+      </w:r>
+    </w:p>
+    <w:p>
+      <w:pPr>
+        <w:jc w:val="right"/>
+        <w:rPr>
+          <w:sz w:val="24"/>
+        </w:rPr>
+      </w:pPr>
+      <w:r>
+        <w:rPr>
+          <w:sz w:val="28"/>
+        </w:rPr>
+        <w:br/>
+      </w:r>
+      <w:r>
+        <w:rPr>
+          <w:b/>
+          <w:sz w:val="24"/>
+        </w:rPr>
+        <w:t xml:space="preserve">Készítették: </w:t>
+      </w:r>
+      <w:r>
+        <w:rPr>
+          <w:sz w:val="24"/>
+        </w:rPr>
+        <w:t>Szabó-Nagy Patrik</w:t>
+      </w:r>
+      <w:r>
+        <w:rPr>
+          <w:sz w:val="24"/>
+        </w:rPr>
+        <w:br/>
+        <w:t>Szigeti Hunor</w:t>
+      </w:r>
+    </w:p>
+    <w:p>
+      <w:pPr>
+        <w:jc w:val="right"/>
+        <w:rPr>
+          <w:sz w:val="24"/>
+        </w:rPr>
+      </w:pPr>
+    </w:p>
+    <w:p>
+      <w:pPr>
+        <w:jc w:val="right"/>
+        <w:rPr>
+          <w:sz w:val="24"/>
+        </w:rPr>
+      </w:pPr>
+    </w:p>
+    <w:p>
+      <w:pPr>
+        <w:jc w:val="right"/>
+        <w:rPr>
+          <w:sz w:val="24"/>
+        </w:rPr>
+      </w:pPr>
+    </w:p>
+    <w:p>
+      <w:pPr>
+        <w:jc w:val="right"/>
+        <w:rPr>
+          <w:sz w:val="24"/>
+        </w:rPr>
+      </w:pPr>
+    </w:p>
+    <w:p>
+      <w:pPr>
+        <w:jc w:val="center"/>
+      </w:pPr>
+      <w:r>
+        <w:rPr>
+          <w:sz w:val="24"/>
+        </w:rPr>
+        <w:t>Budapest, 2026</w:t>
+      </w:r>
+    </w:p>
+    <w:p>
+      <w:r>
+        <w:rPr>
+          <w:rFonts w:ascii="Arial" w:hAnsi="Arial"/>
+          <w:b/>
+          <w:color w:val="003366"/>
           <w:sz w:val="48"/>
         </w:rPr>
-        <w:t>Vizsgaremek - Szakmai dokumentáció</w:t>
-      </w:r>
-    </w:p>
+        <w:lastRenderedPageBreak/>
+        <w:t>Tartalomjegyzék</w:t>
+      </w:r>
+    </w:p>
+    <w:p/>
+    <w:p>
+      <w:pPr>
+        <w:tabs>
+          <w:tab w:val="right" w:leader="dot" w:pos="8504"/>
+        </w:tabs>
+        <w:spacing w:after="240"/>
+      </w:pPr>
+      <w:r>
+        <w:rPr>
+          <w:rFonts w:ascii="Arial" w:hAnsi="Arial"/>
+          <w:sz w:val="24"/>
+        </w:rPr>
+        <w:t>1. Cégbemutató</w:t>
+      </w:r>
+      <w:r>
+        <w:tab/>
+      </w:r>
+      <w:r>
+        <w:rPr>
+          <w:rFonts w:ascii="Arial" w:hAnsi="Arial"/>
+          <w:sz w:val="24"/>
+        </w:rPr>
+        <w:t>X</w:t>
+      </w:r>
+    </w:p>
+    <w:p>
+      <w:pPr>
+        <w:tabs>
+          <w:tab w:val="right" w:leader="dot" w:pos="8504"/>
+        </w:tabs>
+        <w:spacing w:after="240"/>
+      </w:pPr>
+      <w:r>
+        <w:rPr>
+          <w:rFonts w:ascii="Arial" w:hAnsi="Arial"/>
+          <w:sz w:val="24"/>
+        </w:rPr>
+        <w:t>2. Projekt áttekintés</w:t>
+      </w:r>
+      <w:r>
+        <w:tab/>
+      </w:r>
+      <w:r>
+        <w:rPr>
+          <w:rFonts w:ascii="Arial" w:hAnsi="Arial"/>
+          <w:sz w:val="24"/>
+        </w:rPr>
+        <w:t>X</w:t>
+      </w:r>
+    </w:p>
+    <w:p>
+      <w:pPr>
+        <w:tabs>
+          <w:tab w:val="right" w:leader="dot" w:pos="8504"/>
+        </w:tabs>
+        <w:spacing w:after="240"/>
+      </w:pPr>
+      <w:r>
+        <w:rPr>
+          <w:rFonts w:ascii="Arial" w:hAnsi="Arial"/>
+          <w:sz w:val="24"/>
+        </w:rPr>
+        <w:t>3. Készítési környezet (VirtualBox)</w:t>
+      </w:r>
+      <w:r>
+        <w:tab/>
+      </w:r>
+      <w:r>
+        <w:rPr>
+          <w:rFonts w:ascii="Arial" w:hAnsi="Arial"/>
+          <w:sz w:val="24"/>
+        </w:rPr>
+        <w:t>X</w:t>
+      </w:r>
+    </w:p>
+    <w:p>
+      <w:pPr>
+        <w:tabs>
+          <w:tab w:val="right" w:leader="dot" w:pos="8504"/>
+        </w:tabs>
+        <w:spacing w:after="240"/>
+      </w:pPr>
+      <w:r>
+        <w:rPr>
+          <w:rFonts w:ascii="Arial" w:hAnsi="Arial"/>
+          <w:sz w:val="24"/>
+        </w:rPr>
+        <w:t>4. MikroTik konfiguráció</w:t>
+      </w:r>
+      <w:r>
+        <w:tab/>
+      </w:r>
+      <w:r>
+        <w:rPr>
+          <w:rFonts w:ascii="Arial" w:hAnsi="Arial"/>
+          <w:sz w:val="24"/>
+        </w:rPr>
+        <w:t>X</w:t>
+      </w:r>
+    </w:p>
+    <w:p>
+      <w:pPr>
+        <w:tabs>
+          <w:tab w:val="right" w:leader="dot" w:pos="8504"/>
+        </w:tabs>
+        <w:spacing w:after="240"/>
+      </w:pPr>
+      <w:r>
+        <w:rPr>
+          <w:rFonts w:ascii="Arial" w:hAnsi="Arial"/>
+          <w:sz w:val="24"/>
+        </w:rPr>
+        <w:t>5. Hálózati topológia</w:t>
+      </w:r>
+      <w:r>
+        <w:tab/>
+      </w:r>
+      <w:r>
+        <w:rPr>
+          <w:rFonts w:ascii="Arial" w:hAnsi="Arial"/>
+          <w:sz w:val="24"/>
+        </w:rPr>
+        <w:t>X</w:t>
+      </w:r>
+    </w:p>
+    <w:p>
+      <w:pPr>
+        <w:tabs>
+          <w:tab w:val="right" w:leader="dot" w:pos="8504"/>
+        </w:tabs>
+        <w:spacing w:after="240"/>
+      </w:pPr>
+      <w:r>
+        <w:rPr>
+          <w:rFonts w:ascii="Arial" w:hAnsi="Arial"/>
+          <w:sz w:val="24"/>
+        </w:rPr>
+        <w:t>6. Tesztelés és ellenőrzés (javaslat)</w:t>
+      </w:r>
+      <w:r>
+        <w:tab/>
+      </w:r>
+      <w:r>
+        <w:rPr>
+          <w:rFonts w:ascii="Arial" w:hAnsi="Arial"/>
+          <w:sz w:val="24"/>
+        </w:rPr>
+        <w:t>X</w:t>
+      </w:r>
+    </w:p>
+    <w:p>
+      <w:pPr>
+        <w:tabs>
+          <w:tab w:val="right" w:leader="dot" w:pos="8504"/>
+        </w:tabs>
+        <w:spacing w:after="240"/>
+      </w:pPr>
+      <w:r>
+        <w:rPr>
+          <w:rFonts w:ascii="Arial" w:hAnsi="Arial"/>
+          <w:sz w:val="24"/>
+        </w:rPr>
+        <w:t>7. Melléklet: képernyőképek</w:t>
+      </w:r>
+      <w:r>
+        <w:tab/>
+      </w:r>
+      <w:r>
+        <w:rPr>
+          <w:rFonts w:ascii="Arial" w:hAnsi="Arial"/>
+          <w:sz w:val="24"/>
+        </w:rPr>
+        <w:t>X</w:t>
+      </w:r>
+    </w:p>
+    <w:p/>
+    <w:p/>
+    <w:p/>
+    <w:p/>
+    <w:p/>
+    <w:p/>
+    <w:p/>
+    <w:p/>
+    <w:p/>
+    <w:p/>
+    <w:p/>
+    <w:p/>
+    <w:p/>
+    <w:p/>
+    <w:p/>
     <w:p/>
     <w:p>
       <w:pPr>
         <w:jc w:val="center"/>
       </w:pPr>
       <w:r>
-        <w:rPr>
-          <w:b/>
-        </w:rPr>
-        <w:t xml:space="preserve">Csapatnév: </w:t>
-      </w:r>
-      <w:r>
-        <w:t>borsode</w:t>
-      </w:r>
-      <w:r>
-        <w:br/>
-      </w:r>
-      <w:r>
-        <w:rPr>
-          <w:b/>
-        </w:rPr>
-        <w:t xml:space="preserve">Tagok: </w:t>
-      </w:r>
-      <w:r>
-        <w:t>Szabó-Nagy Patrik, Szigeti Hunor</w:t>
-      </w:r>
-      <w:r>
-        <w:br/>
-      </w:r>
-    </w:p>
-    <w:p>
-      <w:pPr>
         <w:rPr>
           <w:color w:val="000000" w:themeColor="text1"/>
           <w:sz w:val="36"/>
@@ -61,23 +432,7 @@
             <w14:round/>
           </w14:textOutline>
         </w:rPr>
-      </w:pPr>
-      <w:r>
-        <w:rPr>
-          <w:color w:val="000000" w:themeColor="text1"/>
-          <w:sz w:val="36"/>
-          <w:szCs w:val="36"/>
-          <w14:shadow w14:blurRad="38100" w14:dist="19050" w14:dir="2700000" w14:sx="100000" w14:sy="100000" w14:kx="0" w14:ky="0" w14:algn="tl">
-            <w14:schemeClr w14:val="dk1">
-              <w14:alpha w14:val="60000"/>
-            </w14:schemeClr>
-          </w14:shadow>
-          <w14:textOutline w14:w="0" w14:cap="flat" w14:cmpd="sng" w14:algn="ctr">
-            <w14:noFill/>
-            <w14:prstDash w14:val="solid"/>
-            <w14:round/>
-          </w14:textOutline>
-        </w:rPr>
+        <w:lastRenderedPageBreak/>
         <w:t>Cégbemutató</w:t>
       </w:r>
     </w:p>
@@ -393,66 +748,16 @@
         <w:t>Ez azért jó, mert nem kézzel kell mindent adminisztrálni, hanem a rendszer automatikusan tudja kezelni a csomagok életútját, és könnyen össze lehet kötni más rendszerekkel is (pl. webes felület, raktári szoftver, ügyféloldali követés).</w:t>
       </w:r>
     </w:p>
-    <w:p>
-      <w:pPr>
-        <w:rPr>
-          <w:bCs/>
-          <w:color w:val="0F9ED5" w:themeColor="accent4"/>
-          <w14:textOutline w14:w="0" w14:cap="flat" w14:cmpd="sng" w14:algn="ctr">
-            <w14:noFill/>
-            <w14:prstDash w14:val="solid"/>
-            <w14:round/>
-          </w14:textOutline>
-          <w14:props3d w14:extrusionH="57150" w14:contourW="0" w14:prstMaterial="softEdge">
-            <w14:bevelT w14:w="25400" w14:h="38100" w14:prst="circle"/>
-          </w14:props3d>
-        </w:rPr>
-      </w:pPr>
-    </w:p>
-    <w:p>
-      <w:r>
-        <w:br w:type="page"/>
-      </w:r>
-    </w:p>
-    <w:p>
-      <w:pPr>
-        <w:pStyle w:val="Cmsor1"/>
-      </w:pPr>
-      <w:r>
-        <w:lastRenderedPageBreak/>
-        <w:t>Tartalomjegyzék</w:t>
-      </w:r>
-    </w:p>
-    <w:p>
-      <w:r>
-        <w:t>1. Projekt áttekintés</w:t>
-      </w:r>
-      <w:r>
-        <w:br/>
-        <w:t>2. Készítési környezet (VirtualBox)</w:t>
-      </w:r>
-      <w:r>
-        <w:br/>
-        <w:t>3. MikroTik konfiguráció</w:t>
-      </w:r>
-      <w:r>
-        <w:br/>
-        <w:t>4. Hálózati topológia</w:t>
-      </w:r>
-      <w:r>
-        <w:br/>
-        <w:t>5. Tesztelés és ellenőrzés (javaslat)</w:t>
-      </w:r>
-      <w:r>
-        <w:br/>
-        <w:t>6. Melléklet: képernyőképek</w:t>
-      </w:r>
-    </w:p>
-    <w:p>
-      <w:r>
-        <w:br w:type="page"/>
-      </w:r>
-    </w:p>
+    <w:p/>
+    <w:p/>
+    <w:p/>
+    <w:p/>
+    <w:p/>
+    <w:p/>
+    <w:p/>
+    <w:p/>
+    <w:p/>
+    <w:p/>
     <w:p>
       <w:pPr>
         <w:pStyle w:val="Cmsor1"/>
@@ -1270,7 +1575,13 @@
     </w:p>
     <w:p>
       <w:r>
-        <w:t>A NAT táblán srcnat/masquerade szabály készült a belső 10.10.10.0/24 hálózat kifelé menő forgalmára, out-interface: WAN. Ennek célja, hogy a belső címzett kliensek elérjék a külső hálózatot/internetet.</w:t>
+        <w:t>A NAT táblán srcnat/masquerade szabály készült a belső 10.10.10.0/24 hálózat kifelé menő forgalmára, out-interface: WAN. Ennek célja, hogy a belső címzett kliensek elérjék a</w:t>
+      </w:r>
+      <w:r>
+        <w:t xml:space="preserve">z </w:t>
+      </w:r>
+      <w:r>
+        <w:t>internetet.</w:t>
       </w:r>
     </w:p>
     <w:p/>
@@ -1351,7 +1662,10 @@
     </w:p>
     <w:p>
       <w:r>
-        <w:t>A topológia több helyszínt modellez: központ (HQ), két fiók (BR1, BR2), egy otthoni szegmens (Home), és ISP kapcsolat. A központban több switch (MLS1/MLS2) és biztonsági eszköz (ASA) is szerepel, a fiókokban pedig végponti elérés (switch + AP) és perimetrikus eszköz (BR1-en ASA, BR2-n router).</w:t>
+        <w:t>A topológia több helyszínt modellez: központ (HQ), két fiók (BR1, BR2), egy otthoni szegmens (Home), és ISP kapcsolat. A központban több switch (MLS1/MLS2) és biztonsági eszköz (ASA) is szerepel, a fiókokban pedig végponti elérés (swit</w:t>
+      </w:r>
+      <w:r>
+        <w:t>ch +AP), illetve redundáns kapcsolati eszközök találhatók.</w:t>
       </w:r>
     </w:p>
     <w:p/>
@@ -1360,14 +1674,11 @@
         <w:jc w:val="center"/>
       </w:pPr>
       <w:r>
-        <w:rPr>
-          <w:noProof/>
-        </w:rPr>
         <w:drawing>
-          <wp:inline distT="0" distB="0" distL="0" distR="0" wp14:anchorId="48B14A89" wp14:editId="3D0A0C03">
-            <wp:extent cx="6120000" cy="2758184"/>
-            <wp:effectExtent l="0" t="0" r="0" b="0"/>
-            <wp:docPr id="10" name="Picture 10" descr="A képen diagram, sor látható&#10;&#10;Előfordulhat, hogy az AI által létrehozott tartalom helytelen."/>
+          <wp:inline distT="0" distB="0" distL="0" distR="0" wp14:anchorId="30B3BE4C" wp14:editId="35E742D4">
+            <wp:extent cx="6188710" cy="2502535"/>
+            <wp:effectExtent l="0" t="0" r="2540" b="0"/>
+            <wp:docPr id="868962580" name="Kép 1"/>
             <wp:cNvGraphicFramePr>
               <a:graphicFrameLocks xmlns:a="http://schemas.openxmlformats.org/drawingml/2006/main" noChangeAspect="1"/>
             </wp:cNvGraphicFramePr>
@@ -1375,7 +1686,7 @@
               <a:graphicData uri="http://schemas.openxmlformats.org/drawingml/2006/picture">
                 <pic:pic xmlns:pic="http://schemas.openxmlformats.org/drawingml/2006/picture">
                   <pic:nvPicPr>
-                    <pic:cNvPr id="10" name="Picture 10" descr="A képen diagram, sor látható&#10;&#10;Előfordulhat, hogy az AI által létrehozott tartalom helytelen."/>
+                    <pic:cNvPr id="868962580" name=""/>
                     <pic:cNvPicPr/>
                   </pic:nvPicPr>
                   <pic:blipFill>
@@ -1387,7 +1698,7 @@
                   <pic:spPr>
                     <a:xfrm>
                       <a:off x="0" y="0"/>
-                      <a:ext cx="6120000" cy="2758184"/>
+                      <a:ext cx="6188710" cy="2502535"/>
                     </a:xfrm>
                     <a:prstGeom prst="rect">
                       <a:avLst/>
@@ -1476,7 +1787,10 @@
         <w:ind w:left="360" w:hanging="360"/>
       </w:pPr>
       <w:r>
-        <w:t>ISP: Cloud-PT (külső kapcsolat szimulációja)</w:t>
+        <w:t xml:space="preserve">ISP: </w:t>
+      </w:r>
+      <w:r>
+        <w:t>2911-es router</w:t>
       </w:r>
     </w:p>
     <w:p>
@@ -1542,7 +1856,6 @@
         <w:ind w:left="360" w:hanging="360"/>
       </w:pPr>
       <w:r>
-        <w:lastRenderedPageBreak/>
         <w:t>MikroTik NAT counters ellenőrzése (Traffic/Connections)</w:t>
       </w:r>
     </w:p>
@@ -1567,6 +1880,7 @@
         <w:ind w:left="360" w:hanging="360"/>
       </w:pPr>
       <w:r>
+        <w:lastRenderedPageBreak/>
         <w:t>TFTP szerver elérése és config mentése (ha alkalmaztátok)</w:t>
       </w:r>
     </w:p>
@@ -1662,6 +1976,92 @@
     </w:lvl>
   </w:abstractNum>
   <w:abstractNum w:abstractNumId="2" w15:restartNumberingAfterBreak="0">
+    <w:nsid w:val="0A4B09B0"/>
+    <w:multiLevelType w:val="hybridMultilevel"/>
+    <w:tmpl w:val="BB6CC17E"/>
+    <w:lvl w:ilvl="0" w:tplc="040E000F">
+      <w:start w:val="1"/>
+      <w:numFmt w:val="decimal"/>
+      <w:lvlText w:val="%1."/>
+      <w:lvlJc w:val="left"/>
+      <w:pPr>
+        <w:ind w:left="720" w:hanging="360"/>
+      </w:pPr>
+    </w:lvl>
+    <w:lvl w:ilvl="1" w:tplc="040E0019" w:tentative="1">
+      <w:start w:val="1"/>
+      <w:numFmt w:val="lowerLetter"/>
+      <w:lvlText w:val="%2."/>
+      <w:lvlJc w:val="left"/>
+      <w:pPr>
+        <w:ind w:left="1440" w:hanging="360"/>
+      </w:pPr>
+    </w:lvl>
+    <w:lvl w:ilvl="2" w:tplc="040E001B" w:tentative="1">
+      <w:start w:val="1"/>
+      <w:numFmt w:val="lowerRoman"/>
+      <w:lvlText w:val="%3."/>
+      <w:lvlJc w:val="right"/>
+      <w:pPr>
+        <w:ind w:left="2160" w:hanging="180"/>
+      </w:pPr>
+    </w:lvl>
+    <w:lvl w:ilvl="3" w:tplc="040E000F" w:tentative="1">
+      <w:start w:val="1"/>
+      <w:numFmt w:val="decimal"/>
+      <w:lvlText w:val="%4."/>
+      <w:lvlJc w:val="left"/>
+      <w:pPr>
+        <w:ind w:left="2880" w:hanging="360"/>
+      </w:pPr>
+    </w:lvl>
+    <w:lvl w:ilvl="4" w:tplc="040E0019" w:tentative="1">
+      <w:start w:val="1"/>
+      <w:numFmt w:val="lowerLetter"/>
+      <w:lvlText w:val="%5."/>
+      <w:lvlJc w:val="left"/>
+      <w:pPr>
+        <w:ind w:left="3600" w:hanging="360"/>
+      </w:pPr>
+    </w:lvl>
+    <w:lvl w:ilvl="5" w:tplc="040E001B" w:tentative="1">
+      <w:start w:val="1"/>
+      <w:numFmt w:val="lowerRoman"/>
+      <w:lvlText w:val="%6."/>
+      <w:lvlJc w:val="right"/>
+      <w:pPr>
+        <w:ind w:left="4320" w:hanging="180"/>
+      </w:pPr>
+    </w:lvl>
+    <w:lvl w:ilvl="6" w:tplc="040E000F" w:tentative="1">
+      <w:start w:val="1"/>
+      <w:numFmt w:val="decimal"/>
+      <w:lvlText w:val="%7."/>
+      <w:lvlJc w:val="left"/>
+      <w:pPr>
+        <w:ind w:left="5040" w:hanging="360"/>
+      </w:pPr>
+    </w:lvl>
+    <w:lvl w:ilvl="7" w:tplc="040E0019" w:tentative="1">
+      <w:start w:val="1"/>
+      <w:numFmt w:val="lowerLetter"/>
+      <w:lvlText w:val="%8."/>
+      <w:lvlJc w:val="left"/>
+      <w:pPr>
+        <w:ind w:left="5760" w:hanging="360"/>
+      </w:pPr>
+    </w:lvl>
+    <w:lvl w:ilvl="8" w:tplc="040E001B" w:tentative="1">
+      <w:start w:val="1"/>
+      <w:numFmt w:val="lowerRoman"/>
+      <w:lvlText w:val="%9."/>
+      <w:lvlJc w:val="right"/>
+      <w:pPr>
+        <w:ind w:left="6480" w:hanging="180"/>
+      </w:pPr>
+    </w:lvl>
+  </w:abstractNum>
+  <w:abstractNum w:abstractNumId="3" w15:restartNumberingAfterBreak="0">
     <w:nsid w:val="7A82159C"/>
     <w:multiLevelType w:val="multilevel"/>
     <w:tmpl w:val="82707F6C"/>
@@ -1817,6 +2217,9 @@
     <w:abstractNumId w:val="0"/>
   </w:num>
   <w:num w:numId="3" w16cid:durableId="1819110903">
+    <w:abstractNumId w:val="3"/>
+  </w:num>
+  <w:num w:numId="4" w16cid:durableId="1275862838">
     <w:abstractNumId w:val="2"/>
   </w:num>
 </w:numbering>
@@ -2435,6 +2838,7 @@
   <w:style w:type="character" w:default="1" w:styleId="Bekezdsalapbettpusa">
     <w:name w:val="Default Paragraph Font"/>
     <w:uiPriority w:val="1"/>
+    <w:semiHidden/>
     <w:unhideWhenUsed/>
   </w:style>
   <w:style w:type="table" w:default="1" w:styleId="Normltblzat">

--- a/borsode-doku.docx
+++ b/borsode-doku.docx
@@ -6,6 +6,7 @@
       <w:pPr>
         <w:jc w:val="center"/>
       </w:pPr>
+      <w:proofErr w:type="spellStart"/>
       <w:r>
         <w:rPr>
           <w:rFonts w:ascii="Arial" w:hAnsi="Arial"/>
@@ -14,6 +15,7 @@
         </w:rPr>
         <w:t>Vizsgaremek</w:t>
       </w:r>
+      <w:proofErr w:type="spellEnd"/>
     </w:p>
     <w:p>
       <w:pPr>
@@ -24,8 +26,24 @@
           <w:rFonts w:ascii="Arial" w:hAnsi="Arial"/>
           <w:sz w:val="44"/>
         </w:rPr>
-        <w:t>Szakmai dokumentáció</w:t>
-      </w:r>
+        <w:t>Megvalósítási</w:t>
+      </w:r>
+      <w:r>
+        <w:rPr>
+          <w:rFonts w:ascii="Arial" w:hAnsi="Arial"/>
+          <w:sz w:val="44"/>
+        </w:rPr>
+        <w:t xml:space="preserve"> </w:t>
+      </w:r>
+      <w:proofErr w:type="spellStart"/>
+      <w:r>
+        <w:rPr>
+          <w:rFonts w:ascii="Arial" w:hAnsi="Arial"/>
+          <w:sz w:val="44"/>
+        </w:rPr>
+        <w:t>dokumentáció</w:t>
+      </w:r>
+      <w:proofErr w:type="spellEnd"/>
     </w:p>
     <w:p/>
     <w:p/>
@@ -35,44 +53,198 @@
       <w:pPr>
         <w:jc w:val="center"/>
       </w:pPr>
+      <w:proofErr w:type="spellStart"/>
       <w:r>
         <w:rPr>
           <w:rFonts w:ascii="Arial" w:hAnsi="Arial"/>
           <w:b/>
           <w:sz w:val="32"/>
         </w:rPr>
-        <w:t>Informatikai rendszer- és alkalmazás-üzemeltető technikus</w:t>
-      </w:r>
+        <w:t>Informatikai</w:t>
+      </w:r>
+      <w:proofErr w:type="spellEnd"/>
+      <w:r>
+        <w:rPr>
+          <w:rFonts w:ascii="Arial" w:hAnsi="Arial"/>
+          <w:b/>
+          <w:sz w:val="32"/>
+        </w:rPr>
+        <w:t xml:space="preserve"> </w:t>
+      </w:r>
+      <w:proofErr w:type="spellStart"/>
+      <w:r>
+        <w:rPr>
+          <w:rFonts w:ascii="Arial" w:hAnsi="Arial"/>
+          <w:b/>
+          <w:sz w:val="32"/>
+        </w:rPr>
+        <w:t>rendszer</w:t>
+      </w:r>
+      <w:proofErr w:type="spellEnd"/>
+      <w:r>
+        <w:rPr>
+          <w:rFonts w:ascii="Arial" w:hAnsi="Arial"/>
+          <w:b/>
+          <w:sz w:val="32"/>
+        </w:rPr>
+        <w:t xml:space="preserve">- </w:t>
+      </w:r>
+      <w:proofErr w:type="spellStart"/>
+      <w:r>
+        <w:rPr>
+          <w:rFonts w:ascii="Arial" w:hAnsi="Arial"/>
+          <w:b/>
+          <w:sz w:val="32"/>
+        </w:rPr>
+        <w:t>és</w:t>
+      </w:r>
+      <w:proofErr w:type="spellEnd"/>
+      <w:r>
+        <w:rPr>
+          <w:rFonts w:ascii="Arial" w:hAnsi="Arial"/>
+          <w:b/>
+          <w:sz w:val="32"/>
+        </w:rPr>
+        <w:t xml:space="preserve"> </w:t>
+      </w:r>
+      <w:proofErr w:type="spellStart"/>
+      <w:r>
+        <w:rPr>
+          <w:rFonts w:ascii="Arial" w:hAnsi="Arial"/>
+          <w:b/>
+          <w:sz w:val="32"/>
+        </w:rPr>
+        <w:t>alkalmazás-üzemeltető</w:t>
+      </w:r>
+      <w:proofErr w:type="spellEnd"/>
+      <w:r>
+        <w:rPr>
+          <w:rFonts w:ascii="Arial" w:hAnsi="Arial"/>
+          <w:b/>
+          <w:sz w:val="32"/>
+        </w:rPr>
+        <w:t xml:space="preserve"> </w:t>
+      </w:r>
+      <w:proofErr w:type="spellStart"/>
+      <w:r>
+        <w:rPr>
+          <w:rFonts w:ascii="Arial" w:hAnsi="Arial"/>
+          <w:b/>
+          <w:sz w:val="32"/>
+        </w:rPr>
+        <w:t>technikus</w:t>
+      </w:r>
+      <w:proofErr w:type="spellEnd"/>
     </w:p>
     <w:p/>
     <w:p>
       <w:pPr>
         <w:jc w:val="center"/>
       </w:pPr>
+      <w:proofErr w:type="spellStart"/>
       <w:r>
         <w:rPr>
           <w:b/>
           <w:sz w:val="24"/>
         </w:rPr>
-        <w:t xml:space="preserve">Ágazat: </w:t>
-      </w:r>
-      <w:r>
-        <w:rPr>
-          <w:sz w:val="24"/>
-        </w:rPr>
-        <w:t>Informatika és távközlés</w:t>
-      </w:r>
+        <w:t>Ágazat</w:t>
+      </w:r>
+      <w:proofErr w:type="spellEnd"/>
+      <w:r>
+        <w:rPr>
+          <w:b/>
+          <w:sz w:val="24"/>
+        </w:rPr>
+        <w:t xml:space="preserve">: </w:t>
+      </w:r>
+      <w:proofErr w:type="spellStart"/>
+      <w:r>
+        <w:rPr>
+          <w:sz w:val="24"/>
+        </w:rPr>
+        <w:t>Informatika</w:t>
+      </w:r>
+      <w:proofErr w:type="spellEnd"/>
+      <w:r>
+        <w:rPr>
+          <w:sz w:val="24"/>
+        </w:rPr>
+        <w:t xml:space="preserve"> </w:t>
+      </w:r>
+      <w:proofErr w:type="spellStart"/>
+      <w:r>
+        <w:rPr>
+          <w:sz w:val="24"/>
+        </w:rPr>
+        <w:t>és</w:t>
+      </w:r>
+      <w:proofErr w:type="spellEnd"/>
+      <w:r>
+        <w:rPr>
+          <w:sz w:val="24"/>
+        </w:rPr>
+        <w:t xml:space="preserve"> </w:t>
+      </w:r>
+      <w:proofErr w:type="spellStart"/>
+      <w:r>
+        <w:rPr>
+          <w:sz w:val="24"/>
+        </w:rPr>
+        <w:t>távközlés</w:t>
+      </w:r>
+      <w:proofErr w:type="spellEnd"/>
     </w:p>
     <w:p>
       <w:pPr>
         <w:jc w:val="center"/>
       </w:pPr>
+      <w:proofErr w:type="spellStart"/>
       <w:r>
         <w:rPr>
           <w:b/>
           <w:sz w:val="24"/>
         </w:rPr>
-        <w:t xml:space="preserve">Szakma azonosító száma: </w:t>
+        <w:t>Szakma</w:t>
+      </w:r>
+      <w:proofErr w:type="spellEnd"/>
+      <w:r>
+        <w:rPr>
+          <w:b/>
+          <w:sz w:val="24"/>
+        </w:rPr>
+        <w:t xml:space="preserve"> </w:t>
+      </w:r>
+      <w:proofErr w:type="spellStart"/>
+      <w:r>
+        <w:rPr>
+          <w:b/>
+          <w:sz w:val="24"/>
+        </w:rPr>
+        <w:t>azonosító</w:t>
+      </w:r>
+      <w:proofErr w:type="spellEnd"/>
+      <w:r>
+        <w:rPr>
+          <w:b/>
+          <w:sz w:val="24"/>
+        </w:rPr>
+        <w:t xml:space="preserve"> </w:t>
+      </w:r>
+      <w:proofErr w:type="spellStart"/>
+      <w:r>
+        <w:rPr>
+          <w:b/>
+          <w:sz w:val="24"/>
+        </w:rPr>
+        <w:t>száma</w:t>
+      </w:r>
+      <w:proofErr w:type="spellEnd"/>
+      <w:r>
+        <w:rPr>
+          <w:b/>
+          <w:sz w:val="24"/>
+        </w:rPr>
+        <w:t xml:space="preserve">: </w:t>
       </w:r>
       <w:r>
         <w:rPr>
@@ -85,12 +257,53 @@
       <w:pPr>
         <w:jc w:val="center"/>
       </w:pPr>
+      <w:proofErr w:type="spellStart"/>
       <w:r>
         <w:rPr>
           <w:b/>
           <w:sz w:val="24"/>
         </w:rPr>
-        <w:t xml:space="preserve">Képesítési Keretrendszer szint: </w:t>
+        <w:t>Képesítési</w:t>
+      </w:r>
+      <w:proofErr w:type="spellEnd"/>
+      <w:r>
+        <w:rPr>
+          <w:b/>
+          <w:sz w:val="24"/>
+        </w:rPr>
+        <w:t xml:space="preserve"> </w:t>
+      </w:r>
+      <w:proofErr w:type="spellStart"/>
+      <w:r>
+        <w:rPr>
+          <w:b/>
+          <w:sz w:val="24"/>
+        </w:rPr>
+        <w:t>Keretrendszer</w:t>
+      </w:r>
+      <w:proofErr w:type="spellEnd"/>
+      <w:r>
+        <w:rPr>
+          <w:b/>
+          <w:sz w:val="24"/>
+        </w:rPr>
+        <w:t xml:space="preserve"> </w:t>
+      </w:r>
+      <w:proofErr w:type="spellStart"/>
+      <w:r>
+        <w:rPr>
+          <w:b/>
+          <w:sz w:val="24"/>
+        </w:rPr>
+        <w:t>szint</w:t>
+      </w:r>
+      <w:proofErr w:type="spellEnd"/>
+      <w:r>
+        <w:rPr>
+          <w:b/>
+          <w:sz w:val="24"/>
+        </w:rPr>
+        <w:t xml:space="preserve">: </w:t>
       </w:r>
       <w:r>
         <w:rPr>
@@ -110,26 +323,37 @@
           <w:sz w:val="28"/>
         </w:rPr>
       </w:pPr>
+      <w:proofErr w:type="spellStart"/>
       <w:r>
         <w:rPr>
           <w:b/>
           <w:sz w:val="24"/>
         </w:rPr>
-        <w:t>Csapatnév:</w:t>
-      </w:r>
+        <w:t>Csapatnév</w:t>
+      </w:r>
+      <w:proofErr w:type="spellEnd"/>
       <w:r>
         <w:rPr>
           <w:b/>
           <w:sz w:val="24"/>
         </w:rPr>
+        <w:t>:</w:t>
+      </w:r>
+      <w:r>
+        <w:rPr>
+          <w:b/>
+          <w:sz w:val="24"/>
+        </w:rPr>
         <w:br/>
       </w:r>
+      <w:proofErr w:type="spellStart"/>
       <w:r>
         <w:rPr>
           <w:sz w:val="28"/>
         </w:rPr>
         <w:t>Borsode</w:t>
       </w:r>
+      <w:proofErr w:type="spellEnd"/>
     </w:p>
     <w:p>
       <w:pPr>
@@ -144,12 +368,21 @@
         </w:rPr>
         <w:br/>
       </w:r>
+      <w:proofErr w:type="spellStart"/>
       <w:r>
         <w:rPr>
           <w:b/>
           <w:sz w:val="24"/>
         </w:rPr>
-        <w:t xml:space="preserve">Készítették: </w:t>
+        <w:t>Készítették</w:t>
+      </w:r>
+      <w:proofErr w:type="spellEnd"/>
+      <w:r>
+        <w:rPr>
+          <w:b/>
+          <w:sz w:val="24"/>
+        </w:rPr>
+        <w:t xml:space="preserve">: </w:t>
       </w:r>
       <w:r>
         <w:rPr>
@@ -209,6 +442,7 @@
       </w:r>
     </w:p>
     <w:p>
+      <w:proofErr w:type="spellStart"/>
       <w:r>
         <w:rPr>
           <w:rFonts w:ascii="Arial" w:hAnsi="Arial"/>
@@ -219,6 +453,7 @@
         <w:lastRenderedPageBreak/>
         <w:t>Tartalomjegyzék</w:t>
       </w:r>
+      <w:proofErr w:type="spellEnd"/>
     </w:p>
     <w:p/>
     <w:p>
@@ -233,8 +468,17 @@
           <w:rFonts w:ascii="Arial" w:hAnsi="Arial"/>
           <w:sz w:val="24"/>
         </w:rPr>
-        <w:t>1. Cégbemutató</w:t>
-      </w:r>
+        <w:t xml:space="preserve">1. </w:t>
+      </w:r>
+      <w:proofErr w:type="spellStart"/>
+      <w:r>
+        <w:rPr>
+          <w:rFonts w:ascii="Arial" w:hAnsi="Arial"/>
+          <w:sz w:val="24"/>
+        </w:rPr>
+        <w:t>Cégbemutató</w:t>
+      </w:r>
+      <w:proofErr w:type="spellEnd"/>
       <w:r>
         <w:tab/>
       </w:r>
@@ -258,8 +502,17 @@
           <w:rFonts w:ascii="Arial" w:hAnsi="Arial"/>
           <w:sz w:val="24"/>
         </w:rPr>
-        <w:t>2. Projekt áttekintés</w:t>
-      </w:r>
+        <w:t xml:space="preserve">2. Projekt </w:t>
+      </w:r>
+      <w:proofErr w:type="spellStart"/>
+      <w:r>
+        <w:rPr>
+          <w:rFonts w:ascii="Arial" w:hAnsi="Arial"/>
+          <w:sz w:val="24"/>
+        </w:rPr>
+        <w:t>áttekintés</w:t>
+      </w:r>
+      <w:proofErr w:type="spellEnd"/>
       <w:r>
         <w:tab/>
       </w:r>
@@ -283,7 +536,39 @@
           <w:rFonts w:ascii="Arial" w:hAnsi="Arial"/>
           <w:sz w:val="24"/>
         </w:rPr>
-        <w:t>3. Készítési környezet (VirtualBox)</w:t>
+        <w:t xml:space="preserve">3. </w:t>
+      </w:r>
+      <w:proofErr w:type="spellStart"/>
+      <w:r>
+        <w:rPr>
+          <w:rFonts w:ascii="Arial" w:hAnsi="Arial"/>
+          <w:sz w:val="24"/>
+        </w:rPr>
+        <w:t>Készítési</w:t>
+      </w:r>
+      <w:proofErr w:type="spellEnd"/>
+      <w:r>
+        <w:rPr>
+          <w:rFonts w:ascii="Arial" w:hAnsi="Arial"/>
+          <w:sz w:val="24"/>
+        </w:rPr>
+        <w:t xml:space="preserve"> </w:t>
+      </w:r>
+      <w:proofErr w:type="spellStart"/>
+      <w:r>
+        <w:rPr>
+          <w:rFonts w:ascii="Arial" w:hAnsi="Arial"/>
+          <w:sz w:val="24"/>
+        </w:rPr>
+        <w:t>környezet</w:t>
+      </w:r>
+      <w:proofErr w:type="spellEnd"/>
+      <w:r>
+        <w:rPr>
+          <w:rFonts w:ascii="Arial" w:hAnsi="Arial"/>
+          <w:sz w:val="24"/>
+        </w:rPr>
+        <w:t xml:space="preserve"> (VirtualBox)</w:t>
       </w:r>
       <w:r>
         <w:tab/>
@@ -308,8 +593,33 @@
           <w:rFonts w:ascii="Arial" w:hAnsi="Arial"/>
           <w:sz w:val="24"/>
         </w:rPr>
-        <w:t>4. MikroTik konfiguráció</w:t>
-      </w:r>
+        <w:t xml:space="preserve">4. </w:t>
+      </w:r>
+      <w:proofErr w:type="spellStart"/>
+      <w:r>
+        <w:rPr>
+          <w:rFonts w:ascii="Arial" w:hAnsi="Arial"/>
+          <w:sz w:val="24"/>
+        </w:rPr>
+        <w:t>MikroTik</w:t>
+      </w:r>
+      <w:proofErr w:type="spellEnd"/>
+      <w:r>
+        <w:rPr>
+          <w:rFonts w:ascii="Arial" w:hAnsi="Arial"/>
+          <w:sz w:val="24"/>
+        </w:rPr>
+        <w:t xml:space="preserve"> </w:t>
+      </w:r>
+      <w:proofErr w:type="spellStart"/>
+      <w:r>
+        <w:rPr>
+          <w:rFonts w:ascii="Arial" w:hAnsi="Arial"/>
+          <w:sz w:val="24"/>
+        </w:rPr>
+        <w:t>konfiguráció</w:t>
+      </w:r>
+      <w:proofErr w:type="spellEnd"/>
       <w:r>
         <w:tab/>
       </w:r>
@@ -333,8 +643,33 @@
           <w:rFonts w:ascii="Arial" w:hAnsi="Arial"/>
           <w:sz w:val="24"/>
         </w:rPr>
-        <w:t>5. Hálózati topológia</w:t>
-      </w:r>
+        <w:t xml:space="preserve">5. </w:t>
+      </w:r>
+      <w:proofErr w:type="spellStart"/>
+      <w:r>
+        <w:rPr>
+          <w:rFonts w:ascii="Arial" w:hAnsi="Arial"/>
+          <w:sz w:val="24"/>
+        </w:rPr>
+        <w:t>Hálózati</w:t>
+      </w:r>
+      <w:proofErr w:type="spellEnd"/>
+      <w:r>
+        <w:rPr>
+          <w:rFonts w:ascii="Arial" w:hAnsi="Arial"/>
+          <w:sz w:val="24"/>
+        </w:rPr>
+        <w:t xml:space="preserve"> </w:t>
+      </w:r>
+      <w:proofErr w:type="spellStart"/>
+      <w:r>
+        <w:rPr>
+          <w:rFonts w:ascii="Arial" w:hAnsi="Arial"/>
+          <w:sz w:val="24"/>
+        </w:rPr>
+        <w:t>topológia</w:t>
+      </w:r>
+      <w:proofErr w:type="spellEnd"/>
       <w:r>
         <w:tab/>
       </w:r>
@@ -358,7 +693,71 @@
           <w:rFonts w:ascii="Arial" w:hAnsi="Arial"/>
           <w:sz w:val="24"/>
         </w:rPr>
-        <w:t>6. Tesztelés és ellenőrzés (javaslat)</w:t>
+        <w:t xml:space="preserve">6. </w:t>
+      </w:r>
+      <w:proofErr w:type="spellStart"/>
+      <w:r>
+        <w:rPr>
+          <w:rFonts w:ascii="Arial" w:hAnsi="Arial"/>
+          <w:sz w:val="24"/>
+        </w:rPr>
+        <w:t>Tesztelés</w:t>
+      </w:r>
+      <w:proofErr w:type="spellEnd"/>
+      <w:r>
+        <w:rPr>
+          <w:rFonts w:ascii="Arial" w:hAnsi="Arial"/>
+          <w:sz w:val="24"/>
+        </w:rPr>
+        <w:t xml:space="preserve"> </w:t>
+      </w:r>
+      <w:proofErr w:type="spellStart"/>
+      <w:r>
+        <w:rPr>
+          <w:rFonts w:ascii="Arial" w:hAnsi="Arial"/>
+          <w:sz w:val="24"/>
+        </w:rPr>
+        <w:t>és</w:t>
+      </w:r>
+      <w:proofErr w:type="spellEnd"/>
+      <w:r>
+        <w:rPr>
+          <w:rFonts w:ascii="Arial" w:hAnsi="Arial"/>
+          <w:sz w:val="24"/>
+        </w:rPr>
+        <w:t xml:space="preserve"> </w:t>
+      </w:r>
+      <w:proofErr w:type="spellStart"/>
+      <w:r>
+        <w:rPr>
+          <w:rFonts w:ascii="Arial" w:hAnsi="Arial"/>
+          <w:sz w:val="24"/>
+        </w:rPr>
+        <w:t>ellenőrzés</w:t>
+      </w:r>
+      <w:proofErr w:type="spellEnd"/>
+      <w:r>
+        <w:rPr>
+          <w:rFonts w:ascii="Arial" w:hAnsi="Arial"/>
+          <w:sz w:val="24"/>
+        </w:rPr>
+        <w:t xml:space="preserve"> (</w:t>
+      </w:r>
+      <w:proofErr w:type="spellStart"/>
+      <w:r>
+        <w:rPr>
+          <w:rFonts w:ascii="Arial" w:hAnsi="Arial"/>
+          <w:sz w:val="24"/>
+        </w:rPr>
+        <w:t>javaslat</w:t>
+      </w:r>
+      <w:proofErr w:type="spellEnd"/>
+      <w:r>
+        <w:rPr>
+          <w:rFonts w:ascii="Arial" w:hAnsi="Arial"/>
+          <w:sz w:val="24"/>
+        </w:rPr>
+        <w:t>)</w:t>
       </w:r>
       <w:r>
         <w:tab/>
@@ -383,8 +782,33 @@
           <w:rFonts w:ascii="Arial" w:hAnsi="Arial"/>
           <w:sz w:val="24"/>
         </w:rPr>
-        <w:t>7. Melléklet: képernyőképek</w:t>
-      </w:r>
+        <w:t xml:space="preserve">7. </w:t>
+      </w:r>
+      <w:proofErr w:type="spellStart"/>
+      <w:r>
+        <w:rPr>
+          <w:rFonts w:ascii="Arial" w:hAnsi="Arial"/>
+          <w:sz w:val="24"/>
+        </w:rPr>
+        <w:t>Melléklet</w:t>
+      </w:r>
+      <w:proofErr w:type="spellEnd"/>
+      <w:r>
+        <w:rPr>
+          <w:rFonts w:ascii="Arial" w:hAnsi="Arial"/>
+          <w:sz w:val="24"/>
+        </w:rPr>
+        <w:t xml:space="preserve">: </w:t>
+      </w:r>
+      <w:proofErr w:type="spellStart"/>
+      <w:r>
+        <w:rPr>
+          <w:rFonts w:ascii="Arial" w:hAnsi="Arial"/>
+          <w:sz w:val="24"/>
+        </w:rPr>
+        <w:t>képernyőképek</w:t>
+      </w:r>
+      <w:proofErr w:type="spellEnd"/>
       <w:r>
         <w:tab/>
       </w:r>
@@ -416,6 +840,7 @@
       <w:pPr>
         <w:jc w:val="center"/>
       </w:pPr>
+      <w:proofErr w:type="spellStart"/>
       <w:r>
         <w:rPr>
           <w:color w:val="000000" w:themeColor="text1"/>
@@ -435,6 +860,7 @@
         <w:lastRenderedPageBreak/>
         <w:t>Cégbemutató</w:t>
       </w:r>
+      <w:proofErr w:type="spellEnd"/>
     </w:p>
     <w:p>
       <w:pPr>
@@ -470,11 +896,10 @@
             <w14:round/>
           </w14:textOutline>
         </w:rPr>
-        <w:t>A Borsode Csomagpont Kft. egy csomagszállítással és csomagkezeléssel foglalkozó cég. A célunk egyszerű: a csomagok ne kallódjanak el, legyenek nyomon követhetők, és gyorsan eljussanak oda, ahova kell.</w:t>
-      </w:r>
-    </w:p>
-    <w:p>
-      <w:pPr>
+        <w:t xml:space="preserve">A </w:t>
+      </w:r>
+      <w:proofErr w:type="spellStart"/>
+      <w:r>
         <w:rPr>
           <w:bCs/>
           <w:color w:val="000000" w:themeColor="text1"/>
@@ -490,7 +915,9 @@
             <w14:round/>
           </w14:textOutline>
         </w:rPr>
-      </w:pPr>
+        <w:t>Borsode</w:t>
+      </w:r>
+      <w:proofErr w:type="spellEnd"/>
       <w:r>
         <w:rPr>
           <w:bCs/>
@@ -507,7 +934,7 @@
             <w14:round/>
           </w14:textOutline>
         </w:rPr>
-        <w:t>Nálunk a folyamat úgy néz ki, hogy a csomag bekerül a rendszerbe, kap egy azonosítót / tracking numbert, és onnantól végig követhető, mi történik vele. Mikor vettük fel, hol jár, és milyen állapotban van. Ha bármi változik (például “úton van”, “átvételre vár”, “kiszállítva”), azt a rendszer frissíti.</w:t>
+        <w:t xml:space="preserve"> Csomagpont Kft. egy csomagszállítással és csomagkezeléssel foglalkozó cég. A célunk egyszerű: a csomagok ne kallódjanak el, legyenek nyomon követhetők, és gyorsan eljussanak oda, ahova kell.</w:t>
       </w:r>
     </w:p>
     <w:p>
@@ -544,15 +971,10 @@
             <w14:round/>
           </w14:textOutline>
         </w:rPr>
-        <w:t>A működésünk alapja egy saját API (programozói felület), amin keresztül a csomagadatok kezelhetők:</w:t>
-      </w:r>
-    </w:p>
-    <w:p>
-      <w:pPr>
-        <w:numPr>
-          <w:ilvl w:val="0"/>
-          <w:numId w:val="3"/>
-        </w:numPr>
+        <w:t xml:space="preserve">Nálunk a folyamat úgy néz ki, hogy a csomag bekerül a rendszerbe, kap egy azonosítót / </w:t>
+      </w:r>
+      <w:proofErr w:type="spellStart"/>
+      <w:r>
         <w:rPr>
           <w:bCs/>
           <w:color w:val="000000" w:themeColor="text1"/>
@@ -568,7 +990,9 @@
             <w14:round/>
           </w14:textOutline>
         </w:rPr>
-      </w:pPr>
+        <w:t>tracking</w:t>
+      </w:r>
+      <w:proofErr w:type="spellEnd"/>
       <w:r>
         <w:rPr>
           <w:bCs/>
@@ -585,15 +1009,10 @@
             <w14:round/>
           </w14:textOutline>
         </w:rPr>
-        <w:t>új csomag felvitele,</w:t>
-      </w:r>
-    </w:p>
-    <w:p>
-      <w:pPr>
-        <w:numPr>
-          <w:ilvl w:val="0"/>
-          <w:numId w:val="3"/>
-        </w:numPr>
+        <w:t xml:space="preserve"> </w:t>
+      </w:r>
+      <w:proofErr w:type="spellStart"/>
+      <w:r>
         <w:rPr>
           <w:bCs/>
           <w:color w:val="000000" w:themeColor="text1"/>
@@ -609,7 +1028,9 @@
             <w14:round/>
           </w14:textOutline>
         </w:rPr>
-      </w:pPr>
+        <w:t>numbert</w:t>
+      </w:r>
+      <w:proofErr w:type="spellEnd"/>
       <w:r>
         <w:rPr>
           <w:bCs/>
@@ -626,15 +1047,11 @@
             <w14:round/>
           </w14:textOutline>
         </w:rPr>
-        <w:t>csomag adatainak frissítése,</w:t>
-      </w:r>
-    </w:p>
-    <w:p>
-      <w:pPr>
-        <w:numPr>
-          <w:ilvl w:val="0"/>
-          <w:numId w:val="3"/>
-        </w:numPr>
+        <w:t>, és onnantól végig követhető, mi történik vele. Mikor vettük fel, hol jár, és milyen állapotban van. Ha bármi változik (például “úton van”, “átvételre vár”, “kiszállítva”), azt a rendszer frissíti.</w:t>
+      </w:r>
+    </w:p>
+    <w:p>
+      <w:pPr>
         <w:rPr>
           <w:bCs/>
           <w:color w:val="000000" w:themeColor="text1"/>
@@ -667,7 +1084,7 @@
             <w14:round/>
           </w14:textOutline>
         </w:rPr>
-        <w:t>csomag lekérdezése azonosító alapján,</w:t>
+        <w:t>A működésünk alapja egy saját API (programozói felület), amin keresztül a csomagadatok kezelhetők:</w:t>
       </w:r>
     </w:p>
     <w:p>
@@ -708,7 +1125,168 @@
             <w14:round/>
           </w14:textOutline>
         </w:rPr>
-        <w:t>és egy alap “root” végpont, ami jelzi, hogy a szolgáltatás él és fut.</w:t>
+        <w:t>új csomag felvitele,</w:t>
+      </w:r>
+    </w:p>
+    <w:p>
+      <w:pPr>
+        <w:numPr>
+          <w:ilvl w:val="0"/>
+          <w:numId w:val="3"/>
+        </w:numPr>
+        <w:rPr>
+          <w:bCs/>
+          <w:color w:val="000000" w:themeColor="text1"/>
+          <w:lang w:val="hu-HU"/>
+          <w14:shadow w14:blurRad="38100" w14:dist="19050" w14:dir="2700000" w14:sx="100000" w14:sy="100000" w14:kx="0" w14:ky="0" w14:algn="tl">
+            <w14:schemeClr w14:val="dk1">
+              <w14:alpha w14:val="60000"/>
+            </w14:schemeClr>
+          </w14:shadow>
+          <w14:textOutline w14:w="0" w14:cap="flat" w14:cmpd="sng" w14:algn="ctr">
+            <w14:noFill/>
+            <w14:prstDash w14:val="solid"/>
+            <w14:round/>
+          </w14:textOutline>
+        </w:rPr>
+      </w:pPr>
+      <w:r>
+        <w:rPr>
+          <w:bCs/>
+          <w:color w:val="000000" w:themeColor="text1"/>
+          <w:lang w:val="hu-HU"/>
+          <w14:shadow w14:blurRad="38100" w14:dist="19050" w14:dir="2700000" w14:sx="100000" w14:sy="100000" w14:kx="0" w14:ky="0" w14:algn="tl">
+            <w14:schemeClr w14:val="dk1">
+              <w14:alpha w14:val="60000"/>
+            </w14:schemeClr>
+          </w14:shadow>
+          <w14:textOutline w14:w="0" w14:cap="flat" w14:cmpd="sng" w14:algn="ctr">
+            <w14:noFill/>
+            <w14:prstDash w14:val="solid"/>
+            <w14:round/>
+          </w14:textOutline>
+        </w:rPr>
+        <w:t>csomag adatainak frissítése,</w:t>
+      </w:r>
+    </w:p>
+    <w:p>
+      <w:pPr>
+        <w:numPr>
+          <w:ilvl w:val="0"/>
+          <w:numId w:val="3"/>
+        </w:numPr>
+        <w:rPr>
+          <w:bCs/>
+          <w:color w:val="000000" w:themeColor="text1"/>
+          <w:lang w:val="hu-HU"/>
+          <w14:shadow w14:blurRad="38100" w14:dist="19050" w14:dir="2700000" w14:sx="100000" w14:sy="100000" w14:kx="0" w14:ky="0" w14:algn="tl">
+            <w14:schemeClr w14:val="dk1">
+              <w14:alpha w14:val="60000"/>
+            </w14:schemeClr>
+          </w14:shadow>
+          <w14:textOutline w14:w="0" w14:cap="flat" w14:cmpd="sng" w14:algn="ctr">
+            <w14:noFill/>
+            <w14:prstDash w14:val="solid"/>
+            <w14:round/>
+          </w14:textOutline>
+        </w:rPr>
+      </w:pPr>
+      <w:r>
+        <w:rPr>
+          <w:bCs/>
+          <w:color w:val="000000" w:themeColor="text1"/>
+          <w:lang w:val="hu-HU"/>
+          <w14:shadow w14:blurRad="38100" w14:dist="19050" w14:dir="2700000" w14:sx="100000" w14:sy="100000" w14:kx="0" w14:ky="0" w14:algn="tl">
+            <w14:schemeClr w14:val="dk1">
+              <w14:alpha w14:val="60000"/>
+            </w14:schemeClr>
+          </w14:shadow>
+          <w14:textOutline w14:w="0" w14:cap="flat" w14:cmpd="sng" w14:algn="ctr">
+            <w14:noFill/>
+            <w14:prstDash w14:val="solid"/>
+            <w14:round/>
+          </w14:textOutline>
+        </w:rPr>
+        <w:t>csomag lekérdezése azonosító alapján,</w:t>
+      </w:r>
+    </w:p>
+    <w:p>
+      <w:pPr>
+        <w:numPr>
+          <w:ilvl w:val="0"/>
+          <w:numId w:val="3"/>
+        </w:numPr>
+        <w:rPr>
+          <w:bCs/>
+          <w:color w:val="000000" w:themeColor="text1"/>
+          <w:lang w:val="hu-HU"/>
+          <w14:shadow w14:blurRad="38100" w14:dist="19050" w14:dir="2700000" w14:sx="100000" w14:sy="100000" w14:kx="0" w14:ky="0" w14:algn="tl">
+            <w14:schemeClr w14:val="dk1">
+              <w14:alpha w14:val="60000"/>
+            </w14:schemeClr>
+          </w14:shadow>
+          <w14:textOutline w14:w="0" w14:cap="flat" w14:cmpd="sng" w14:algn="ctr">
+            <w14:noFill/>
+            <w14:prstDash w14:val="solid"/>
+            <w14:round/>
+          </w14:textOutline>
+        </w:rPr>
+      </w:pPr>
+      <w:r>
+        <w:rPr>
+          <w:bCs/>
+          <w:color w:val="000000" w:themeColor="text1"/>
+          <w:lang w:val="hu-HU"/>
+          <w14:shadow w14:blurRad="38100" w14:dist="19050" w14:dir="2700000" w14:sx="100000" w14:sy="100000" w14:kx="0" w14:ky="0" w14:algn="tl">
+            <w14:schemeClr w14:val="dk1">
+              <w14:alpha w14:val="60000"/>
+            </w14:schemeClr>
+          </w14:shadow>
+          <w14:textOutline w14:w="0" w14:cap="flat" w14:cmpd="sng" w14:algn="ctr">
+            <w14:noFill/>
+            <w14:prstDash w14:val="solid"/>
+            <w14:round/>
+          </w14:textOutline>
+        </w:rPr>
+        <w:t>és egy alap “</w:t>
+      </w:r>
+      <w:proofErr w:type="spellStart"/>
+      <w:r>
+        <w:rPr>
+          <w:bCs/>
+          <w:color w:val="000000" w:themeColor="text1"/>
+          <w:lang w:val="hu-HU"/>
+          <w14:shadow w14:blurRad="38100" w14:dist="19050" w14:dir="2700000" w14:sx="100000" w14:sy="100000" w14:kx="0" w14:ky="0" w14:algn="tl">
+            <w14:schemeClr w14:val="dk1">
+              <w14:alpha w14:val="60000"/>
+            </w14:schemeClr>
+          </w14:shadow>
+          <w14:textOutline w14:w="0" w14:cap="flat" w14:cmpd="sng" w14:algn="ctr">
+            <w14:noFill/>
+            <w14:prstDash w14:val="solid"/>
+            <w14:round/>
+          </w14:textOutline>
+        </w:rPr>
+        <w:t>root</w:t>
+      </w:r>
+      <w:proofErr w:type="spellEnd"/>
+      <w:r>
+        <w:rPr>
+          <w:bCs/>
+          <w:color w:val="000000" w:themeColor="text1"/>
+          <w:lang w:val="hu-HU"/>
+          <w14:shadow w14:blurRad="38100" w14:dist="19050" w14:dir="2700000" w14:sx="100000" w14:sy="100000" w14:kx="0" w14:ky="0" w14:algn="tl">
+            <w14:schemeClr w14:val="dk1">
+              <w14:alpha w14:val="60000"/>
+            </w14:schemeClr>
+          </w14:shadow>
+          <w14:textOutline w14:w="0" w14:cap="flat" w14:cmpd="sng" w14:algn="ctr">
+            <w14:noFill/>
+            <w14:prstDash w14:val="solid"/>
+            <w14:round/>
+          </w14:textOutline>
+        </w:rPr>
+        <w:t>” végpont, ami jelzi, hogy a szolgáltatás él és fut.</w:t>
       </w:r>
     </w:p>
     <w:p>
@@ -1084,7 +1662,7 @@
                     <pic:cNvPicPr/>
                   </pic:nvPicPr>
                   <pic:blipFill>
-                    <a:blip r:embed="rId5"/>
+                    <a:blip r:embed="rId6"/>
                     <a:stretch>
                       <a:fillRect/>
                     </a:stretch>
@@ -1146,7 +1724,7 @@
                     <pic:cNvPicPr/>
                   </pic:nvPicPr>
                   <pic:blipFill>
-                    <a:blip r:embed="rId6"/>
+                    <a:blip r:embed="rId7"/>
                     <a:stretch>
                       <a:fillRect/>
                     </a:stretch>
@@ -1209,7 +1787,7 @@
                     <pic:cNvPicPr/>
                   </pic:nvPicPr>
                   <pic:blipFill>
-                    <a:blip r:embed="rId7"/>
+                    <a:blip r:embed="rId8"/>
                     <a:stretch>
                       <a:fillRect/>
                     </a:stretch>
@@ -1272,7 +1850,7 @@
                     <pic:cNvPicPr/>
                   </pic:nvPicPr>
                   <pic:blipFill>
-                    <a:blip r:embed="rId8"/>
+                    <a:blip r:embed="rId9"/>
                     <a:stretch>
                       <a:fillRect/>
                     </a:stretch>
@@ -1353,7 +1931,7 @@
                     <pic:cNvPicPr/>
                   </pic:nvPicPr>
                   <pic:blipFill>
-                    <a:blip r:embed="rId9"/>
+                    <a:blip r:embed="rId10"/>
                     <a:stretch>
                       <a:fillRect/>
                     </a:stretch>
@@ -1415,7 +1993,7 @@
                     <pic:cNvPicPr/>
                   </pic:nvPicPr>
                   <pic:blipFill>
-                    <a:blip r:embed="rId10"/>
+                    <a:blip r:embed="rId11"/>
                     <a:stretch>
                       <a:fillRect/>
                     </a:stretch>
@@ -1478,7 +2056,7 @@
                     <pic:cNvPicPr/>
                   </pic:nvPicPr>
                   <pic:blipFill>
-                    <a:blip r:embed="rId11"/>
+                    <a:blip r:embed="rId12"/>
                     <a:stretch>
                       <a:fillRect/>
                     </a:stretch>
@@ -1541,7 +2119,7 @@
                     <pic:cNvPicPr/>
                   </pic:nvPicPr>
                   <pic:blipFill>
-                    <a:blip r:embed="rId12"/>
+                    <a:blip r:embed="rId13"/>
                     <a:stretch>
                       <a:fillRect/>
                     </a:stretch>
@@ -1609,7 +2187,7 @@
                     <pic:cNvPicPr/>
                   </pic:nvPicPr>
                   <pic:blipFill>
-                    <a:blip r:embed="rId13"/>
+                    <a:blip r:embed="rId14"/>
                     <a:stretch>
                       <a:fillRect/>
                     </a:stretch>
@@ -1662,10 +2240,74 @@
     </w:p>
     <w:p>
       <w:r>
-        <w:t>A topológia több helyszínt modellez: központ (HQ), két fiók (BR1, BR2), egy otthoni szegmens (Home), és ISP kapcsolat. A központban több switch (MLS1/MLS2) és biztonsági eszköz (ASA) is szerepel, a fiókokban pedig végponti elérés (swit</w:t>
-      </w:r>
-      <w:r>
-        <w:t>ch +AP), illetve redundáns kapcsolati eszközök találhatók.</w:t>
+        <w:t xml:space="preserve">A topológia több helyszínt modellez: központ (HQ), két fiók (BR1, BR2), egy otthoni szegmens (Home), és ISP kapcsolat. A központban több switch (MLS1/MLS2) és biztonsági eszköz (ASA) is szerepel, a fiókokban </w:t>
+      </w:r>
+      <w:proofErr w:type="spellStart"/>
+      <w:r>
+        <w:t>pedig</w:t>
+      </w:r>
+      <w:proofErr w:type="spellEnd"/>
+      <w:r>
+        <w:t xml:space="preserve"> </w:t>
+      </w:r>
+      <w:proofErr w:type="spellStart"/>
+      <w:r>
+        <w:t>végponti</w:t>
+      </w:r>
+      <w:proofErr w:type="spellEnd"/>
+      <w:r>
+        <w:t xml:space="preserve"> </w:t>
+      </w:r>
+      <w:proofErr w:type="spellStart"/>
+      <w:r>
+        <w:t>elérés</w:t>
+      </w:r>
+      <w:proofErr w:type="spellEnd"/>
+      <w:r>
+        <w:t xml:space="preserve"> (swit</w:t>
+      </w:r>
+      <w:r>
+        <w:t xml:space="preserve">ch +AP), </w:t>
+      </w:r>
+      <w:proofErr w:type="spellStart"/>
+      <w:r>
+        <w:t>illetve</w:t>
+      </w:r>
+      <w:proofErr w:type="spellEnd"/>
+      <w:r>
+        <w:t xml:space="preserve"> </w:t>
+      </w:r>
+      <w:proofErr w:type="spellStart"/>
+      <w:r>
+        <w:t>redundáns</w:t>
+      </w:r>
+      <w:proofErr w:type="spellEnd"/>
+      <w:r>
+        <w:t xml:space="preserve"> </w:t>
+      </w:r>
+      <w:proofErr w:type="spellStart"/>
+      <w:r>
+        <w:t>kapcsolati</w:t>
+      </w:r>
+      <w:proofErr w:type="spellEnd"/>
+      <w:r>
+        <w:t xml:space="preserve"> </w:t>
+      </w:r>
+      <w:proofErr w:type="spellStart"/>
+      <w:r>
+        <w:t>eszközök</w:t>
+      </w:r>
+      <w:proofErr w:type="spellEnd"/>
+      <w:r>
+        <w:t xml:space="preserve"> </w:t>
+      </w:r>
+      <w:proofErr w:type="spellStart"/>
+      <w:r>
+        <w:t>találhatók</w:t>
+      </w:r>
+      <w:proofErr w:type="spellEnd"/>
+      <w:r>
+        <w:t>.</w:t>
       </w:r>
     </w:p>
     <w:p/>
@@ -1690,7 +2332,7 @@
                     <pic:cNvPicPr/>
                   </pic:nvPicPr>
                   <pic:blipFill>
-                    <a:blip r:embed="rId14"/>
+                    <a:blip r:embed="rId15"/>
                     <a:stretch>
                       <a:fillRect/>
                     </a:stretch>
@@ -3513,4 +4155,16 @@
     </a:ext>
   </a:extLst>
 </a:theme>
+</file>
+
+<file path=customXml/item1.xml><?xml version="1.0" encoding="utf-8"?>
+<b:Sources xmlns:b="http://schemas.openxmlformats.org/officeDocument/2006/bibliography" xmlns="http://schemas.openxmlformats.org/officeDocument/2006/bibliography" SelectedStyle="\APASixthEditionOfficeOnline.xsl" StyleName="APA" Version="6"/>
+</file>
+
+<file path=customXml/itemProps1.xml><?xml version="1.0" encoding="utf-8"?>
+<ds:datastoreItem xmlns:ds="http://schemas.openxmlformats.org/officeDocument/2006/customXml" ds:itemID="{E88A597B-C9D2-4C7F-AABE-677EF654CEC2}">
+  <ds:schemaRefs>
+    <ds:schemaRef ds:uri="http://schemas.openxmlformats.org/officeDocument/2006/bibliography"/>
+  </ds:schemaRefs>
+</ds:datastoreItem>
 </file>
--- a/borsode-doku.docx
+++ b/borsode-doku.docx
@@ -5,17 +5,149 @@
     <w:p>
       <w:pPr>
         <w:jc w:val="center"/>
-      </w:pPr>
-      <w:proofErr w:type="spellStart"/>
-      <w:r>
+        <w:rPr>
+          <w:rFonts w:ascii="Arial" w:hAnsi="Arial"/>
+          <w:bCs/>
+          <w:sz w:val="28"/>
+          <w:szCs w:val="6"/>
+        </w:rPr>
+      </w:pPr>
+      <w:r>
+        <w:rPr>
+          <w:rFonts w:ascii="Arial" w:hAnsi="Arial"/>
+          <w:bCs/>
+          <w:sz w:val="28"/>
+          <w:szCs w:val="6"/>
+        </w:rPr>
+        <w:t>Budapesti Műszaki Szakképzési Centrum Neumann János Informatikai Technikum.</w:t>
+      </w:r>
+    </w:p>
+    <w:p>
+      <w:pPr>
+        <w:jc w:val="center"/>
+        <w:rPr>
+          <w:rFonts w:ascii="Arial" w:hAnsi="Arial"/>
+          <w:bCs/>
+          <w:sz w:val="28"/>
+          <w:szCs w:val="20"/>
+        </w:rPr>
+      </w:pPr>
+      <w:r>
+        <w:rPr>
+          <w:rFonts w:ascii="Arial" w:hAnsi="Arial"/>
+          <w:bCs/>
+          <w:sz w:val="28"/>
+          <w:szCs w:val="20"/>
+        </w:rPr>
+        <w:t xml:space="preserve">Szakképesítés neve: </w:t>
+      </w:r>
+      <w:r>
+        <w:rPr>
+          <w:rFonts w:ascii="Arial" w:hAnsi="Arial"/>
+          <w:bCs/>
+          <w:sz w:val="28"/>
+          <w:szCs w:val="20"/>
+        </w:rPr>
+        <w:t>Informatikai rendszer- és alkalmazás-üzemeltető technikus</w:t>
+      </w:r>
+      <w:r>
+        <w:rPr>
+          <w:rFonts w:ascii="Arial" w:hAnsi="Arial"/>
+          <w:bCs/>
+          <w:sz w:val="28"/>
+          <w:szCs w:val="20"/>
+        </w:rPr>
+        <w:t>.</w:t>
+      </w:r>
+    </w:p>
+    <w:p>
+      <w:pPr>
+        <w:jc w:val="center"/>
+        <w:rPr>
+          <w:sz w:val="24"/>
+          <w:szCs w:val="24"/>
+        </w:rPr>
+      </w:pPr>
+      <w:r>
+        <w:rPr>
+          <w:b/>
+          <w:sz w:val="28"/>
+          <w:szCs w:val="24"/>
+        </w:rPr>
+        <w:t xml:space="preserve">száma: </w:t>
+      </w:r>
+      <w:r>
+        <w:rPr>
+          <w:sz w:val="28"/>
+          <w:szCs w:val="24"/>
+        </w:rPr>
+        <w:t>5</w:t>
+      </w:r>
+      <w:r>
+        <w:rPr>
+          <w:sz w:val="28"/>
+          <w:szCs w:val="24"/>
+        </w:rPr>
+        <w:t>-</w:t>
+      </w:r>
+      <w:r>
+        <w:rPr>
+          <w:sz w:val="28"/>
+          <w:szCs w:val="24"/>
+        </w:rPr>
+        <w:t>0612</w:t>
+      </w:r>
+      <w:r>
+        <w:rPr>
+          <w:sz w:val="28"/>
+          <w:szCs w:val="24"/>
+        </w:rPr>
+        <w:t>-</w:t>
+      </w:r>
+      <w:r>
+        <w:rPr>
+          <w:sz w:val="28"/>
+          <w:szCs w:val="24"/>
+        </w:rPr>
+        <w:t>12</w:t>
+      </w:r>
+      <w:r>
+        <w:rPr>
+          <w:sz w:val="28"/>
+          <w:szCs w:val="24"/>
+        </w:rPr>
+        <w:t>-</w:t>
+      </w:r>
+      <w:r>
+        <w:rPr>
+          <w:sz w:val="28"/>
+          <w:szCs w:val="24"/>
+        </w:rPr>
+        <w:t>02</w:t>
+      </w:r>
+    </w:p>
+    <w:p>
+      <w:pPr>
+        <w:jc w:val="center"/>
         <w:rPr>
           <w:rFonts w:ascii="Arial" w:hAnsi="Arial"/>
           <w:b/>
           <w:sz w:val="72"/>
         </w:rPr>
+      </w:pPr>
+    </w:p>
+    <w:p>
+      <w:pPr>
+        <w:jc w:val="center"/>
+      </w:pPr>
+      <w:r>
+        <w:rPr>
+          <w:rFonts w:ascii="Arial" w:hAnsi="Arial"/>
+          <w:b/>
+          <w:sz w:val="72"/>
+        </w:rPr>
         <w:t>Vizsgaremek</w:t>
       </w:r>
-      <w:proofErr w:type="spellEnd"/>
     </w:p>
     <w:p>
       <w:pPr>
@@ -33,356 +165,62 @@
           <w:rFonts w:ascii="Arial" w:hAnsi="Arial"/>
           <w:sz w:val="44"/>
         </w:rPr>
-        <w:t xml:space="preserve"> </w:t>
-      </w:r>
-      <w:proofErr w:type="spellStart"/>
-      <w:r>
-        <w:rPr>
-          <w:rFonts w:ascii="Arial" w:hAnsi="Arial"/>
-          <w:sz w:val="44"/>
-        </w:rPr>
-        <w:t>dokumentáció</w:t>
-      </w:r>
-      <w:proofErr w:type="spellEnd"/>
-    </w:p>
-    <w:p/>
-    <w:p/>
-    <w:p/>
-    <w:p/>
-    <w:p>
-      <w:pPr>
-        <w:jc w:val="center"/>
-      </w:pPr>
-      <w:proofErr w:type="spellStart"/>
-      <w:r>
-        <w:rPr>
-          <w:rFonts w:ascii="Arial" w:hAnsi="Arial"/>
-          <w:b/>
-          <w:sz w:val="32"/>
-        </w:rPr>
-        <w:t>Informatikai</w:t>
-      </w:r>
-      <w:proofErr w:type="spellEnd"/>
-      <w:r>
-        <w:rPr>
-          <w:rFonts w:ascii="Arial" w:hAnsi="Arial"/>
-          <w:b/>
-          <w:sz w:val="32"/>
-        </w:rPr>
-        <w:t xml:space="preserve"> </w:t>
-      </w:r>
-      <w:proofErr w:type="spellStart"/>
-      <w:r>
-        <w:rPr>
-          <w:rFonts w:ascii="Arial" w:hAnsi="Arial"/>
-          <w:b/>
-          <w:sz w:val="32"/>
-        </w:rPr>
-        <w:t>rendszer</w:t>
-      </w:r>
-      <w:proofErr w:type="spellEnd"/>
-      <w:r>
-        <w:rPr>
-          <w:rFonts w:ascii="Arial" w:hAnsi="Arial"/>
-          <w:b/>
-          <w:sz w:val="32"/>
-        </w:rPr>
-        <w:t xml:space="preserve">- </w:t>
-      </w:r>
-      <w:proofErr w:type="spellStart"/>
-      <w:r>
-        <w:rPr>
-          <w:rFonts w:ascii="Arial" w:hAnsi="Arial"/>
-          <w:b/>
-          <w:sz w:val="32"/>
-        </w:rPr>
-        <w:t>és</w:t>
-      </w:r>
-      <w:proofErr w:type="spellEnd"/>
-      <w:r>
-        <w:rPr>
-          <w:rFonts w:ascii="Arial" w:hAnsi="Arial"/>
-          <w:b/>
-          <w:sz w:val="32"/>
-        </w:rPr>
-        <w:t xml:space="preserve"> </w:t>
-      </w:r>
-      <w:proofErr w:type="spellStart"/>
-      <w:r>
-        <w:rPr>
-          <w:rFonts w:ascii="Arial" w:hAnsi="Arial"/>
-          <w:b/>
-          <w:sz w:val="32"/>
-        </w:rPr>
-        <w:t>alkalmazás-üzemeltető</w:t>
-      </w:r>
-      <w:proofErr w:type="spellEnd"/>
-      <w:r>
-        <w:rPr>
-          <w:rFonts w:ascii="Arial" w:hAnsi="Arial"/>
-          <w:b/>
-          <w:sz w:val="32"/>
-        </w:rPr>
-        <w:t xml:space="preserve"> </w:t>
-      </w:r>
-      <w:proofErr w:type="spellStart"/>
-      <w:r>
-        <w:rPr>
-          <w:rFonts w:ascii="Arial" w:hAnsi="Arial"/>
-          <w:b/>
-          <w:sz w:val="32"/>
-        </w:rPr>
-        <w:t>technikus</w:t>
-      </w:r>
-      <w:proofErr w:type="spellEnd"/>
-    </w:p>
-    <w:p/>
-    <w:p>
-      <w:pPr>
-        <w:jc w:val="center"/>
-      </w:pPr>
-      <w:proofErr w:type="spellStart"/>
+        <w:t xml:space="preserve"> dokumentáció</w:t>
+      </w:r>
+    </w:p>
+    <w:p/>
+    <w:p/>
+    <w:p/>
+    <w:p/>
+    <w:p/>
+    <w:p/>
+    <w:p>
+      <w:pPr>
+        <w:jc w:val="right"/>
+        <w:rPr>
+          <w:sz w:val="28"/>
+        </w:rPr>
+      </w:pPr>
       <w:r>
         <w:rPr>
           <w:b/>
           <w:sz w:val="24"/>
         </w:rPr>
-        <w:t>Ágazat</w:t>
-      </w:r>
-      <w:proofErr w:type="spellEnd"/>
+        <w:t>Csapatnév:</w:t>
+      </w:r>
       <w:r>
         <w:rPr>
           <w:b/>
           <w:sz w:val="24"/>
         </w:rPr>
-        <w:t xml:space="preserve">: </w:t>
-      </w:r>
-      <w:proofErr w:type="spellStart"/>
-      <w:r>
+        <w:br/>
+      </w:r>
+      <w:r>
+        <w:rPr>
+          <w:sz w:val="28"/>
+        </w:rPr>
+        <w:t>Borsode</w:t>
+      </w:r>
+    </w:p>
+    <w:p>
+      <w:pPr>
+        <w:jc w:val="right"/>
         <w:rPr>
           <w:sz w:val="24"/>
         </w:rPr>
-        <w:t>Informatika</w:t>
-      </w:r>
-      <w:proofErr w:type="spellEnd"/>
-      <w:r>
-        <w:rPr>
-          <w:sz w:val="24"/>
-        </w:rPr>
-        <w:t xml:space="preserve"> </w:t>
-      </w:r>
-      <w:proofErr w:type="spellStart"/>
-      <w:r>
-        <w:rPr>
-          <w:sz w:val="24"/>
-        </w:rPr>
-        <w:t>és</w:t>
-      </w:r>
-      <w:proofErr w:type="spellEnd"/>
-      <w:r>
-        <w:rPr>
-          <w:sz w:val="24"/>
-        </w:rPr>
-        <w:t xml:space="preserve"> </w:t>
-      </w:r>
-      <w:proofErr w:type="spellStart"/>
-      <w:r>
-        <w:rPr>
-          <w:sz w:val="24"/>
-        </w:rPr>
-        <w:t>távközlés</w:t>
-      </w:r>
-      <w:proofErr w:type="spellEnd"/>
-    </w:p>
-    <w:p>
-      <w:pPr>
-        <w:jc w:val="center"/>
-      </w:pPr>
-      <w:proofErr w:type="spellStart"/>
+      </w:pPr>
+      <w:r>
+        <w:rPr>
+          <w:sz w:val="28"/>
+        </w:rPr>
+        <w:br/>
+      </w:r>
       <w:r>
         <w:rPr>
           <w:b/>
           <w:sz w:val="24"/>
         </w:rPr>
-        <w:t>Szakma</w:t>
-      </w:r>
-      <w:proofErr w:type="spellEnd"/>
-      <w:r>
-        <w:rPr>
-          <w:b/>
-          <w:sz w:val="24"/>
-        </w:rPr>
-        <w:t xml:space="preserve"> </w:t>
-      </w:r>
-      <w:proofErr w:type="spellStart"/>
-      <w:r>
-        <w:rPr>
-          <w:b/>
-          <w:sz w:val="24"/>
-        </w:rPr>
-        <w:t>azonosító</w:t>
-      </w:r>
-      <w:proofErr w:type="spellEnd"/>
-      <w:r>
-        <w:rPr>
-          <w:b/>
-          <w:sz w:val="24"/>
-        </w:rPr>
-        <w:t xml:space="preserve"> </w:t>
-      </w:r>
-      <w:proofErr w:type="spellStart"/>
-      <w:r>
-        <w:rPr>
-          <w:b/>
-          <w:sz w:val="24"/>
-        </w:rPr>
-        <w:t>száma</w:t>
-      </w:r>
-      <w:proofErr w:type="spellEnd"/>
-      <w:r>
-        <w:rPr>
-          <w:b/>
-          <w:sz w:val="24"/>
-        </w:rPr>
-        <w:t xml:space="preserve">: </w:t>
-      </w:r>
-      <w:r>
-        <w:rPr>
-          <w:sz w:val="24"/>
-        </w:rPr>
-        <w:t>5 0612 12 02</w:t>
-      </w:r>
-    </w:p>
-    <w:p>
-      <w:pPr>
-        <w:jc w:val="center"/>
-      </w:pPr>
-      <w:proofErr w:type="spellStart"/>
-      <w:r>
-        <w:rPr>
-          <w:b/>
-          <w:sz w:val="24"/>
-        </w:rPr>
-        <w:t>Képesítési</w:t>
-      </w:r>
-      <w:proofErr w:type="spellEnd"/>
-      <w:r>
-        <w:rPr>
-          <w:b/>
-          <w:sz w:val="24"/>
-        </w:rPr>
-        <w:t xml:space="preserve"> </w:t>
-      </w:r>
-      <w:proofErr w:type="spellStart"/>
-      <w:r>
-        <w:rPr>
-          <w:b/>
-          <w:sz w:val="24"/>
-        </w:rPr>
-        <w:t>Keretrendszer</w:t>
-      </w:r>
-      <w:proofErr w:type="spellEnd"/>
-      <w:r>
-        <w:rPr>
-          <w:b/>
-          <w:sz w:val="24"/>
-        </w:rPr>
-        <w:t xml:space="preserve"> </w:t>
-      </w:r>
-      <w:proofErr w:type="spellStart"/>
-      <w:r>
-        <w:rPr>
-          <w:b/>
-          <w:sz w:val="24"/>
-        </w:rPr>
-        <w:t>szint</w:t>
-      </w:r>
-      <w:proofErr w:type="spellEnd"/>
-      <w:r>
-        <w:rPr>
-          <w:b/>
-          <w:sz w:val="24"/>
-        </w:rPr>
-        <w:t xml:space="preserve">: </w:t>
-      </w:r>
-      <w:r>
-        <w:rPr>
-          <w:sz w:val="24"/>
-        </w:rPr>
-        <w:t>5</w:t>
-      </w:r>
-    </w:p>
-    <w:p/>
-    <w:p/>
-    <w:p/>
-    <w:p/>
-    <w:p>
-      <w:pPr>
-        <w:jc w:val="right"/>
-        <w:rPr>
-          <w:sz w:val="28"/>
-        </w:rPr>
-      </w:pPr>
-      <w:proofErr w:type="spellStart"/>
-      <w:r>
-        <w:rPr>
-          <w:b/>
-          <w:sz w:val="24"/>
-        </w:rPr>
-        <w:t>Csapatnév</w:t>
-      </w:r>
-      <w:proofErr w:type="spellEnd"/>
-      <w:r>
-        <w:rPr>
-          <w:b/>
-          <w:sz w:val="24"/>
-        </w:rPr>
-        <w:t>:</w:t>
-      </w:r>
-      <w:r>
-        <w:rPr>
-          <w:b/>
-          <w:sz w:val="24"/>
-        </w:rPr>
-        <w:br/>
-      </w:r>
-      <w:proofErr w:type="spellStart"/>
-      <w:r>
-        <w:rPr>
-          <w:sz w:val="28"/>
-        </w:rPr>
-        <w:t>Borsode</w:t>
-      </w:r>
-      <w:proofErr w:type="spellEnd"/>
-    </w:p>
-    <w:p>
-      <w:pPr>
-        <w:jc w:val="right"/>
-        <w:rPr>
-          <w:sz w:val="24"/>
-        </w:rPr>
-      </w:pPr>
-      <w:r>
-        <w:rPr>
-          <w:sz w:val="28"/>
-        </w:rPr>
-        <w:br/>
-      </w:r>
-      <w:proofErr w:type="spellStart"/>
-      <w:r>
-        <w:rPr>
-          <w:b/>
-          <w:sz w:val="24"/>
-        </w:rPr>
-        <w:t>Készítették</w:t>
-      </w:r>
-      <w:proofErr w:type="spellEnd"/>
-      <w:r>
-        <w:rPr>
-          <w:b/>
-          <w:sz w:val="24"/>
-        </w:rPr>
-        <w:t xml:space="preserve">: </w:t>
+        <w:t xml:space="preserve">Készítették: </w:t>
       </w:r>
       <w:r>
         <w:rPr>
@@ -442,7 +280,6 @@
       </w:r>
     </w:p>
     <w:p>
-      <w:proofErr w:type="spellStart"/>
       <w:r>
         <w:rPr>
           <w:rFonts w:ascii="Arial" w:hAnsi="Arial"/>
@@ -453,7 +290,6 @@
         <w:lastRenderedPageBreak/>
         <w:t>Tartalomjegyzék</w:t>
       </w:r>
-      <w:proofErr w:type="spellEnd"/>
     </w:p>
     <w:p/>
     <w:p>
@@ -468,17 +304,8 @@
           <w:rFonts w:ascii="Arial" w:hAnsi="Arial"/>
           <w:sz w:val="24"/>
         </w:rPr>
-        <w:t xml:space="preserve">1. </w:t>
-      </w:r>
-      <w:proofErr w:type="spellStart"/>
-      <w:r>
-        <w:rPr>
-          <w:rFonts w:ascii="Arial" w:hAnsi="Arial"/>
-          <w:sz w:val="24"/>
-        </w:rPr>
-        <w:t>Cégbemutató</w:t>
-      </w:r>
-      <w:proofErr w:type="spellEnd"/>
+        <w:t>1. Cégbemutató</w:t>
+      </w:r>
       <w:r>
         <w:tab/>
       </w:r>
@@ -502,17 +329,8 @@
           <w:rFonts w:ascii="Arial" w:hAnsi="Arial"/>
           <w:sz w:val="24"/>
         </w:rPr>
-        <w:t xml:space="preserve">2. Projekt </w:t>
-      </w:r>
-      <w:proofErr w:type="spellStart"/>
-      <w:r>
-        <w:rPr>
-          <w:rFonts w:ascii="Arial" w:hAnsi="Arial"/>
-          <w:sz w:val="24"/>
-        </w:rPr>
-        <w:t>áttekintés</w:t>
-      </w:r>
-      <w:proofErr w:type="spellEnd"/>
+        <w:t>2. Projekt áttekintés</w:t>
+      </w:r>
       <w:r>
         <w:tab/>
       </w:r>
@@ -536,39 +354,7 @@
           <w:rFonts w:ascii="Arial" w:hAnsi="Arial"/>
           <w:sz w:val="24"/>
         </w:rPr>
-        <w:t xml:space="preserve">3. </w:t>
-      </w:r>
-      <w:proofErr w:type="spellStart"/>
-      <w:r>
-        <w:rPr>
-          <w:rFonts w:ascii="Arial" w:hAnsi="Arial"/>
-          <w:sz w:val="24"/>
-        </w:rPr>
-        <w:t>Készítési</w:t>
-      </w:r>
-      <w:proofErr w:type="spellEnd"/>
-      <w:r>
-        <w:rPr>
-          <w:rFonts w:ascii="Arial" w:hAnsi="Arial"/>
-          <w:sz w:val="24"/>
-        </w:rPr>
-        <w:t xml:space="preserve"> </w:t>
-      </w:r>
-      <w:proofErr w:type="spellStart"/>
-      <w:r>
-        <w:rPr>
-          <w:rFonts w:ascii="Arial" w:hAnsi="Arial"/>
-          <w:sz w:val="24"/>
-        </w:rPr>
-        <w:t>környezet</w:t>
-      </w:r>
-      <w:proofErr w:type="spellEnd"/>
-      <w:r>
-        <w:rPr>
-          <w:rFonts w:ascii="Arial" w:hAnsi="Arial"/>
-          <w:sz w:val="24"/>
-        </w:rPr>
-        <w:t xml:space="preserve"> (VirtualBox)</w:t>
+        <w:t>3. Készítési környezet (VirtualBox)</w:t>
       </w:r>
       <w:r>
         <w:tab/>
@@ -593,33 +379,8 @@
           <w:rFonts w:ascii="Arial" w:hAnsi="Arial"/>
           <w:sz w:val="24"/>
         </w:rPr>
-        <w:t xml:space="preserve">4. </w:t>
-      </w:r>
-      <w:proofErr w:type="spellStart"/>
-      <w:r>
-        <w:rPr>
-          <w:rFonts w:ascii="Arial" w:hAnsi="Arial"/>
-          <w:sz w:val="24"/>
-        </w:rPr>
-        <w:t>MikroTik</w:t>
-      </w:r>
-      <w:proofErr w:type="spellEnd"/>
-      <w:r>
-        <w:rPr>
-          <w:rFonts w:ascii="Arial" w:hAnsi="Arial"/>
-          <w:sz w:val="24"/>
-        </w:rPr>
-        <w:t xml:space="preserve"> </w:t>
-      </w:r>
-      <w:proofErr w:type="spellStart"/>
-      <w:r>
-        <w:rPr>
-          <w:rFonts w:ascii="Arial" w:hAnsi="Arial"/>
-          <w:sz w:val="24"/>
-        </w:rPr>
-        <w:t>konfiguráció</w:t>
-      </w:r>
-      <w:proofErr w:type="spellEnd"/>
+        <w:t>4. MikroTik konfiguráció</w:t>
+      </w:r>
       <w:r>
         <w:tab/>
       </w:r>
@@ -643,33 +404,8 @@
           <w:rFonts w:ascii="Arial" w:hAnsi="Arial"/>
           <w:sz w:val="24"/>
         </w:rPr>
-        <w:t xml:space="preserve">5. </w:t>
-      </w:r>
-      <w:proofErr w:type="spellStart"/>
-      <w:r>
-        <w:rPr>
-          <w:rFonts w:ascii="Arial" w:hAnsi="Arial"/>
-          <w:sz w:val="24"/>
-        </w:rPr>
-        <w:t>Hálózati</w:t>
-      </w:r>
-      <w:proofErr w:type="spellEnd"/>
-      <w:r>
-        <w:rPr>
-          <w:rFonts w:ascii="Arial" w:hAnsi="Arial"/>
-          <w:sz w:val="24"/>
-        </w:rPr>
-        <w:t xml:space="preserve"> </w:t>
-      </w:r>
-      <w:proofErr w:type="spellStart"/>
-      <w:r>
-        <w:rPr>
-          <w:rFonts w:ascii="Arial" w:hAnsi="Arial"/>
-          <w:sz w:val="24"/>
-        </w:rPr>
-        <w:t>topológia</w:t>
-      </w:r>
-      <w:proofErr w:type="spellEnd"/>
+        <w:t>5. Hálózati topológia</w:t>
+      </w:r>
       <w:r>
         <w:tab/>
       </w:r>
@@ -693,71 +429,7 @@
           <w:rFonts w:ascii="Arial" w:hAnsi="Arial"/>
           <w:sz w:val="24"/>
         </w:rPr>
-        <w:t xml:space="preserve">6. </w:t>
-      </w:r>
-      <w:proofErr w:type="spellStart"/>
-      <w:r>
-        <w:rPr>
-          <w:rFonts w:ascii="Arial" w:hAnsi="Arial"/>
-          <w:sz w:val="24"/>
-        </w:rPr>
-        <w:t>Tesztelés</w:t>
-      </w:r>
-      <w:proofErr w:type="spellEnd"/>
-      <w:r>
-        <w:rPr>
-          <w:rFonts w:ascii="Arial" w:hAnsi="Arial"/>
-          <w:sz w:val="24"/>
-        </w:rPr>
-        <w:t xml:space="preserve"> </w:t>
-      </w:r>
-      <w:proofErr w:type="spellStart"/>
-      <w:r>
-        <w:rPr>
-          <w:rFonts w:ascii="Arial" w:hAnsi="Arial"/>
-          <w:sz w:val="24"/>
-        </w:rPr>
-        <w:t>és</w:t>
-      </w:r>
-      <w:proofErr w:type="spellEnd"/>
-      <w:r>
-        <w:rPr>
-          <w:rFonts w:ascii="Arial" w:hAnsi="Arial"/>
-          <w:sz w:val="24"/>
-        </w:rPr>
-        <w:t xml:space="preserve"> </w:t>
-      </w:r>
-      <w:proofErr w:type="spellStart"/>
-      <w:r>
-        <w:rPr>
-          <w:rFonts w:ascii="Arial" w:hAnsi="Arial"/>
-          <w:sz w:val="24"/>
-        </w:rPr>
-        <w:t>ellenőrzés</w:t>
-      </w:r>
-      <w:proofErr w:type="spellEnd"/>
-      <w:r>
-        <w:rPr>
-          <w:rFonts w:ascii="Arial" w:hAnsi="Arial"/>
-          <w:sz w:val="24"/>
-        </w:rPr>
-        <w:t xml:space="preserve"> (</w:t>
-      </w:r>
-      <w:proofErr w:type="spellStart"/>
-      <w:r>
-        <w:rPr>
-          <w:rFonts w:ascii="Arial" w:hAnsi="Arial"/>
-          <w:sz w:val="24"/>
-        </w:rPr>
-        <w:t>javaslat</w:t>
-      </w:r>
-      <w:proofErr w:type="spellEnd"/>
-      <w:r>
-        <w:rPr>
-          <w:rFonts w:ascii="Arial" w:hAnsi="Arial"/>
-          <w:sz w:val="24"/>
-        </w:rPr>
-        <w:t>)</w:t>
+        <w:t>6. Tesztelés és ellenőrzés (javaslat)</w:t>
       </w:r>
       <w:r>
         <w:tab/>
@@ -782,41 +454,16 @@
           <w:rFonts w:ascii="Arial" w:hAnsi="Arial"/>
           <w:sz w:val="24"/>
         </w:rPr>
-        <w:t xml:space="preserve">7. </w:t>
-      </w:r>
-      <w:proofErr w:type="spellStart"/>
+        <w:t>7. Melléklet: képernyőképek</w:t>
+      </w:r>
+      <w:r>
+        <w:tab/>
+      </w:r>
       <w:r>
         <w:rPr>
           <w:rFonts w:ascii="Arial" w:hAnsi="Arial"/>
           <w:sz w:val="24"/>
         </w:rPr>
-        <w:t>Melléklet</w:t>
-      </w:r>
-      <w:proofErr w:type="spellEnd"/>
-      <w:r>
-        <w:rPr>
-          <w:rFonts w:ascii="Arial" w:hAnsi="Arial"/>
-          <w:sz w:val="24"/>
-        </w:rPr>
-        <w:t xml:space="preserve">: </w:t>
-      </w:r>
-      <w:proofErr w:type="spellStart"/>
-      <w:r>
-        <w:rPr>
-          <w:rFonts w:ascii="Arial" w:hAnsi="Arial"/>
-          <w:sz w:val="24"/>
-        </w:rPr>
-        <w:t>képernyőképek</w:t>
-      </w:r>
-      <w:proofErr w:type="spellEnd"/>
-      <w:r>
-        <w:tab/>
-      </w:r>
-      <w:r>
-        <w:rPr>
-          <w:rFonts w:ascii="Arial" w:hAnsi="Arial"/>
-          <w:sz w:val="24"/>
-        </w:rPr>
         <w:t>X</w:t>
       </w:r>
     </w:p>
@@ -840,7 +487,6 @@
       <w:pPr>
         <w:jc w:val="center"/>
       </w:pPr>
-      <w:proofErr w:type="spellStart"/>
       <w:r>
         <w:rPr>
           <w:color w:val="000000" w:themeColor="text1"/>
@@ -860,14 +506,12 @@
         <w:lastRenderedPageBreak/>
         <w:t>Cégbemutató</w:t>
       </w:r>
-      <w:proofErr w:type="spellEnd"/>
     </w:p>
     <w:p>
       <w:pPr>
         <w:rPr>
           <w:bCs/>
           <w:color w:val="000000" w:themeColor="text1"/>
-          <w:lang w:val="hu-HU"/>
           <w14:shadow w14:blurRad="38100" w14:dist="19050" w14:dir="2700000" w14:sx="100000" w14:sy="100000" w14:kx="0" w14:ky="0" w14:algn="tl">
             <w14:schemeClr w14:val="dk1">
               <w14:alpha w14:val="60000"/>
@@ -884,7 +528,6 @@
         <w:rPr>
           <w:bCs/>
           <w:color w:val="000000" w:themeColor="text1"/>
-          <w:lang w:val="hu-HU"/>
           <w14:shadow w14:blurRad="38100" w14:dist="19050" w14:dir="2700000" w14:sx="100000" w14:sy="100000" w14:kx="0" w14:ky="0" w14:algn="tl">
             <w14:schemeClr w14:val="dk1">
               <w14:alpha w14:val="60000"/>
@@ -896,14 +539,14 @@
             <w14:round/>
           </w14:textOutline>
         </w:rPr>
-        <w:t xml:space="preserve">A </w:t>
-      </w:r>
-      <w:proofErr w:type="spellStart"/>
-      <w:r>
+        <w:t>A Borsode Csomagpont Kft. egy csomagszállítással és csomagkezeléssel foglalkozó cég. A célunk egyszerű: a csomagok ne kallódjanak el, legyenek nyomon követhetők, és gyorsan eljussanak oda, ahova kell.</w:t>
+      </w:r>
+    </w:p>
+    <w:p>
+      <w:pPr>
         <w:rPr>
           <w:bCs/>
           <w:color w:val="000000" w:themeColor="text1"/>
-          <w:lang w:val="hu-HU"/>
           <w14:shadow w14:blurRad="38100" w14:dist="19050" w14:dir="2700000" w14:sx="100000" w14:sy="100000" w14:kx="0" w14:ky="0" w14:algn="tl">
             <w14:schemeClr w14:val="dk1">
               <w14:alpha w14:val="60000"/>
@@ -915,14 +558,11 @@
             <w14:round/>
           </w14:textOutline>
         </w:rPr>
-        <w:t>Borsode</w:t>
-      </w:r>
-      <w:proofErr w:type="spellEnd"/>
+      </w:pPr>
       <w:r>
         <w:rPr>
           <w:bCs/>
           <w:color w:val="000000" w:themeColor="text1"/>
-          <w:lang w:val="hu-HU"/>
           <w14:shadow w14:blurRad="38100" w14:dist="19050" w14:dir="2700000" w14:sx="100000" w14:sy="100000" w14:kx="0" w14:ky="0" w14:algn="tl">
             <w14:schemeClr w14:val="dk1">
               <w14:alpha w14:val="60000"/>
@@ -934,7 +574,7 @@
             <w14:round/>
           </w14:textOutline>
         </w:rPr>
-        <w:t xml:space="preserve"> Csomagpont Kft. egy csomagszállítással és csomagkezeléssel foglalkozó cég. A célunk egyszerű: a csomagok ne kallódjanak el, legyenek nyomon követhetők, és gyorsan eljussanak oda, ahova kell.</w:t>
+        <w:t>Nálunk a folyamat úgy néz ki, hogy a csomag bekerül a rendszerbe, kap egy azonosítót / tracking numbert, és onnantól végig követhető, mi történik vele. Mikor vettük fel, hol jár, és milyen állapotban van. Ha bármi változik (például “úton van”, “átvételre vár”, “kiszállítva”), azt a rendszer frissíti.</w:t>
       </w:r>
     </w:p>
     <w:p>
@@ -942,7 +582,6 @@
         <w:rPr>
           <w:bCs/>
           <w:color w:val="000000" w:themeColor="text1"/>
-          <w:lang w:val="hu-HU"/>
           <w14:shadow w14:blurRad="38100" w14:dist="19050" w14:dir="2700000" w14:sx="100000" w14:sy="100000" w14:kx="0" w14:ky="0" w14:algn="tl">
             <w14:schemeClr w14:val="dk1">
               <w14:alpha w14:val="60000"/>
@@ -959,7 +598,6 @@
         <w:rPr>
           <w:bCs/>
           <w:color w:val="000000" w:themeColor="text1"/>
-          <w:lang w:val="hu-HU"/>
           <w14:shadow w14:blurRad="38100" w14:dist="19050" w14:dir="2700000" w14:sx="100000" w14:sy="100000" w14:kx="0" w14:ky="0" w14:algn="tl">
             <w14:schemeClr w14:val="dk1">
               <w14:alpha w14:val="60000"/>
@@ -971,14 +609,18 @@
             <w14:round/>
           </w14:textOutline>
         </w:rPr>
-        <w:t xml:space="preserve">Nálunk a folyamat úgy néz ki, hogy a csomag bekerül a rendszerbe, kap egy azonosítót / </w:t>
-      </w:r>
-      <w:proofErr w:type="spellStart"/>
-      <w:r>
+        <w:t>A működésünk alapja egy saját API (programozói felület), amin keresztül a csomagadatok kezelhetők:</w:t>
+      </w:r>
+    </w:p>
+    <w:p>
+      <w:pPr>
+        <w:numPr>
+          <w:ilvl w:val="0"/>
+          <w:numId w:val="3"/>
+        </w:numPr>
         <w:rPr>
           <w:bCs/>
           <w:color w:val="000000" w:themeColor="text1"/>
-          <w:lang w:val="hu-HU"/>
           <w14:shadow w14:blurRad="38100" w14:dist="19050" w14:dir="2700000" w14:sx="100000" w14:sy="100000" w14:kx="0" w14:ky="0" w14:algn="tl">
             <w14:schemeClr w14:val="dk1">
               <w14:alpha w14:val="60000"/>
@@ -990,14 +632,11 @@
             <w14:round/>
           </w14:textOutline>
         </w:rPr>
-        <w:t>tracking</w:t>
-      </w:r>
-      <w:proofErr w:type="spellEnd"/>
+      </w:pPr>
       <w:r>
         <w:rPr>
           <w:bCs/>
           <w:color w:val="000000" w:themeColor="text1"/>
-          <w:lang w:val="hu-HU"/>
           <w14:shadow w14:blurRad="38100" w14:dist="19050" w14:dir="2700000" w14:sx="100000" w14:sy="100000" w14:kx="0" w14:ky="0" w14:algn="tl">
             <w14:schemeClr w14:val="dk1">
               <w14:alpha w14:val="60000"/>
@@ -1009,14 +648,18 @@
             <w14:round/>
           </w14:textOutline>
         </w:rPr>
-        <w:t xml:space="preserve"> </w:t>
-      </w:r>
-      <w:proofErr w:type="spellStart"/>
-      <w:r>
+        <w:t>új csomag felvitele,</w:t>
+      </w:r>
+    </w:p>
+    <w:p>
+      <w:pPr>
+        <w:numPr>
+          <w:ilvl w:val="0"/>
+          <w:numId w:val="3"/>
+        </w:numPr>
         <w:rPr>
           <w:bCs/>
           <w:color w:val="000000" w:themeColor="text1"/>
-          <w:lang w:val="hu-HU"/>
           <w14:shadow w14:blurRad="38100" w14:dist="19050" w14:dir="2700000" w14:sx="100000" w14:sy="100000" w14:kx="0" w14:ky="0" w14:algn="tl">
             <w14:schemeClr w14:val="dk1">
               <w14:alpha w14:val="60000"/>
@@ -1028,14 +671,11 @@
             <w14:round/>
           </w14:textOutline>
         </w:rPr>
-        <w:t>numbert</w:t>
-      </w:r>
-      <w:proofErr w:type="spellEnd"/>
+      </w:pPr>
       <w:r>
         <w:rPr>
           <w:bCs/>
           <w:color w:val="000000" w:themeColor="text1"/>
-          <w:lang w:val="hu-HU"/>
           <w14:shadow w14:blurRad="38100" w14:dist="19050" w14:dir="2700000" w14:sx="100000" w14:sy="100000" w14:kx="0" w14:ky="0" w14:algn="tl">
             <w14:schemeClr w14:val="dk1">
               <w14:alpha w14:val="60000"/>
@@ -1047,15 +687,18 @@
             <w14:round/>
           </w14:textOutline>
         </w:rPr>
-        <w:t>, és onnantól végig követhető, mi történik vele. Mikor vettük fel, hol jár, és milyen állapotban van. Ha bármi változik (például “úton van”, “átvételre vár”, “kiszállítva”), azt a rendszer frissíti.</w:t>
-      </w:r>
-    </w:p>
-    <w:p>
-      <w:pPr>
+        <w:t>csomag adatainak frissítése,</w:t>
+      </w:r>
+    </w:p>
+    <w:p>
+      <w:pPr>
+        <w:numPr>
+          <w:ilvl w:val="0"/>
+          <w:numId w:val="3"/>
+        </w:numPr>
         <w:rPr>
           <w:bCs/>
           <w:color w:val="000000" w:themeColor="text1"/>
-          <w:lang w:val="hu-HU"/>
           <w14:shadow w14:blurRad="38100" w14:dist="19050" w14:dir="2700000" w14:sx="100000" w14:sy="100000" w14:kx="0" w14:ky="0" w14:algn="tl">
             <w14:schemeClr w14:val="dk1">
               <w14:alpha w14:val="60000"/>
@@ -1072,7 +715,6 @@
         <w:rPr>
           <w:bCs/>
           <w:color w:val="000000" w:themeColor="text1"/>
-          <w:lang w:val="hu-HU"/>
           <w14:shadow w14:blurRad="38100" w14:dist="19050" w14:dir="2700000" w14:sx="100000" w14:sy="100000" w14:kx="0" w14:ky="0" w14:algn="tl">
             <w14:schemeClr w14:val="dk1">
               <w14:alpha w14:val="60000"/>
@@ -1084,7 +726,7 @@
             <w14:round/>
           </w14:textOutline>
         </w:rPr>
-        <w:t>A működésünk alapja egy saját API (programozói felület), amin keresztül a csomagadatok kezelhetők:</w:t>
+        <w:t>csomag lekérdezése azonosító alapján,</w:t>
       </w:r>
     </w:p>
     <w:p>
@@ -1096,7 +738,6 @@
         <w:rPr>
           <w:bCs/>
           <w:color w:val="000000" w:themeColor="text1"/>
-          <w:lang w:val="hu-HU"/>
           <w14:shadow w14:blurRad="38100" w14:dist="19050" w14:dir="2700000" w14:sx="100000" w14:sy="100000" w14:kx="0" w14:ky="0" w14:algn="tl">
             <w14:schemeClr w14:val="dk1">
               <w14:alpha w14:val="60000"/>
@@ -1113,7 +754,6 @@
         <w:rPr>
           <w:bCs/>
           <w:color w:val="000000" w:themeColor="text1"/>
-          <w:lang w:val="hu-HU"/>
           <w14:shadow w14:blurRad="38100" w14:dist="19050" w14:dir="2700000" w14:sx="100000" w14:sy="100000" w14:kx="0" w14:ky="0" w14:algn="tl">
             <w14:schemeClr w14:val="dk1">
               <w14:alpha w14:val="60000"/>
@@ -1125,19 +765,14 @@
             <w14:round/>
           </w14:textOutline>
         </w:rPr>
-        <w:t>új csomag felvitele,</w:t>
-      </w:r>
-    </w:p>
-    <w:p>
-      <w:pPr>
-        <w:numPr>
-          <w:ilvl w:val="0"/>
-          <w:numId w:val="3"/>
-        </w:numPr>
+        <w:t>és egy alap “root” végpont, ami jelzi, hogy a szolgáltatás él és fut.</w:t>
+      </w:r>
+    </w:p>
+    <w:p>
+      <w:pPr>
         <w:rPr>
           <w:bCs/>
           <w:color w:val="000000" w:themeColor="text1"/>
-          <w:lang w:val="hu-HU"/>
           <w14:shadow w14:blurRad="38100" w14:dist="19050" w14:dir="2700000" w14:sx="100000" w14:sy="100000" w14:kx="0" w14:ky="0" w14:algn="tl">
             <w14:schemeClr w14:val="dk1">
               <w14:alpha w14:val="60000"/>
@@ -1154,164 +789,6 @@
         <w:rPr>
           <w:bCs/>
           <w:color w:val="000000" w:themeColor="text1"/>
-          <w:lang w:val="hu-HU"/>
-          <w14:shadow w14:blurRad="38100" w14:dist="19050" w14:dir="2700000" w14:sx="100000" w14:sy="100000" w14:kx="0" w14:ky="0" w14:algn="tl">
-            <w14:schemeClr w14:val="dk1">
-              <w14:alpha w14:val="60000"/>
-            </w14:schemeClr>
-          </w14:shadow>
-          <w14:textOutline w14:w="0" w14:cap="flat" w14:cmpd="sng" w14:algn="ctr">
-            <w14:noFill/>
-            <w14:prstDash w14:val="solid"/>
-            <w14:round/>
-          </w14:textOutline>
-        </w:rPr>
-        <w:t>csomag adatainak frissítése,</w:t>
-      </w:r>
-    </w:p>
-    <w:p>
-      <w:pPr>
-        <w:numPr>
-          <w:ilvl w:val="0"/>
-          <w:numId w:val="3"/>
-        </w:numPr>
-        <w:rPr>
-          <w:bCs/>
-          <w:color w:val="000000" w:themeColor="text1"/>
-          <w:lang w:val="hu-HU"/>
-          <w14:shadow w14:blurRad="38100" w14:dist="19050" w14:dir="2700000" w14:sx="100000" w14:sy="100000" w14:kx="0" w14:ky="0" w14:algn="tl">
-            <w14:schemeClr w14:val="dk1">
-              <w14:alpha w14:val="60000"/>
-            </w14:schemeClr>
-          </w14:shadow>
-          <w14:textOutline w14:w="0" w14:cap="flat" w14:cmpd="sng" w14:algn="ctr">
-            <w14:noFill/>
-            <w14:prstDash w14:val="solid"/>
-            <w14:round/>
-          </w14:textOutline>
-        </w:rPr>
-      </w:pPr>
-      <w:r>
-        <w:rPr>
-          <w:bCs/>
-          <w:color w:val="000000" w:themeColor="text1"/>
-          <w:lang w:val="hu-HU"/>
-          <w14:shadow w14:blurRad="38100" w14:dist="19050" w14:dir="2700000" w14:sx="100000" w14:sy="100000" w14:kx="0" w14:ky="0" w14:algn="tl">
-            <w14:schemeClr w14:val="dk1">
-              <w14:alpha w14:val="60000"/>
-            </w14:schemeClr>
-          </w14:shadow>
-          <w14:textOutline w14:w="0" w14:cap="flat" w14:cmpd="sng" w14:algn="ctr">
-            <w14:noFill/>
-            <w14:prstDash w14:val="solid"/>
-            <w14:round/>
-          </w14:textOutline>
-        </w:rPr>
-        <w:t>csomag lekérdezése azonosító alapján,</w:t>
-      </w:r>
-    </w:p>
-    <w:p>
-      <w:pPr>
-        <w:numPr>
-          <w:ilvl w:val="0"/>
-          <w:numId w:val="3"/>
-        </w:numPr>
-        <w:rPr>
-          <w:bCs/>
-          <w:color w:val="000000" w:themeColor="text1"/>
-          <w:lang w:val="hu-HU"/>
-          <w14:shadow w14:blurRad="38100" w14:dist="19050" w14:dir="2700000" w14:sx="100000" w14:sy="100000" w14:kx="0" w14:ky="0" w14:algn="tl">
-            <w14:schemeClr w14:val="dk1">
-              <w14:alpha w14:val="60000"/>
-            </w14:schemeClr>
-          </w14:shadow>
-          <w14:textOutline w14:w="0" w14:cap="flat" w14:cmpd="sng" w14:algn="ctr">
-            <w14:noFill/>
-            <w14:prstDash w14:val="solid"/>
-            <w14:round/>
-          </w14:textOutline>
-        </w:rPr>
-      </w:pPr>
-      <w:r>
-        <w:rPr>
-          <w:bCs/>
-          <w:color w:val="000000" w:themeColor="text1"/>
-          <w:lang w:val="hu-HU"/>
-          <w14:shadow w14:blurRad="38100" w14:dist="19050" w14:dir="2700000" w14:sx="100000" w14:sy="100000" w14:kx="0" w14:ky="0" w14:algn="tl">
-            <w14:schemeClr w14:val="dk1">
-              <w14:alpha w14:val="60000"/>
-            </w14:schemeClr>
-          </w14:shadow>
-          <w14:textOutline w14:w="0" w14:cap="flat" w14:cmpd="sng" w14:algn="ctr">
-            <w14:noFill/>
-            <w14:prstDash w14:val="solid"/>
-            <w14:round/>
-          </w14:textOutline>
-        </w:rPr>
-        <w:t>és egy alap “</w:t>
-      </w:r>
-      <w:proofErr w:type="spellStart"/>
-      <w:r>
-        <w:rPr>
-          <w:bCs/>
-          <w:color w:val="000000" w:themeColor="text1"/>
-          <w:lang w:val="hu-HU"/>
-          <w14:shadow w14:blurRad="38100" w14:dist="19050" w14:dir="2700000" w14:sx="100000" w14:sy="100000" w14:kx="0" w14:ky="0" w14:algn="tl">
-            <w14:schemeClr w14:val="dk1">
-              <w14:alpha w14:val="60000"/>
-            </w14:schemeClr>
-          </w14:shadow>
-          <w14:textOutline w14:w="0" w14:cap="flat" w14:cmpd="sng" w14:algn="ctr">
-            <w14:noFill/>
-            <w14:prstDash w14:val="solid"/>
-            <w14:round/>
-          </w14:textOutline>
-        </w:rPr>
-        <w:t>root</w:t>
-      </w:r>
-      <w:proofErr w:type="spellEnd"/>
-      <w:r>
-        <w:rPr>
-          <w:bCs/>
-          <w:color w:val="000000" w:themeColor="text1"/>
-          <w:lang w:val="hu-HU"/>
-          <w14:shadow w14:blurRad="38100" w14:dist="19050" w14:dir="2700000" w14:sx="100000" w14:sy="100000" w14:kx="0" w14:ky="0" w14:algn="tl">
-            <w14:schemeClr w14:val="dk1">
-              <w14:alpha w14:val="60000"/>
-            </w14:schemeClr>
-          </w14:shadow>
-          <w14:textOutline w14:w="0" w14:cap="flat" w14:cmpd="sng" w14:algn="ctr">
-            <w14:noFill/>
-            <w14:prstDash w14:val="solid"/>
-            <w14:round/>
-          </w14:textOutline>
-        </w:rPr>
-        <w:t>” végpont, ami jelzi, hogy a szolgáltatás él és fut.</w:t>
-      </w:r>
-    </w:p>
-    <w:p>
-      <w:pPr>
-        <w:rPr>
-          <w:bCs/>
-          <w:color w:val="000000" w:themeColor="text1"/>
-          <w:lang w:val="hu-HU"/>
-          <w14:shadow w14:blurRad="38100" w14:dist="19050" w14:dir="2700000" w14:sx="100000" w14:sy="100000" w14:kx="0" w14:ky="0" w14:algn="tl">
-            <w14:schemeClr w14:val="dk1">
-              <w14:alpha w14:val="60000"/>
-            </w14:schemeClr>
-          </w14:shadow>
-          <w14:textOutline w14:w="0" w14:cap="flat" w14:cmpd="sng" w14:algn="ctr">
-            <w14:noFill/>
-            <w14:prstDash w14:val="solid"/>
-            <w14:round/>
-          </w14:textOutline>
-        </w:rPr>
-      </w:pPr>
-      <w:r>
-        <w:rPr>
-          <w:bCs/>
-          <w:color w:val="000000" w:themeColor="text1"/>
-          <w:lang w:val="hu-HU"/>
           <w14:shadow w14:blurRad="38100" w14:dist="19050" w14:dir="2700000" w14:sx="100000" w14:sy="100000" w14:kx="0" w14:ky="0" w14:algn="tl">
             <w14:schemeClr w14:val="dk1">
               <w14:alpha w14:val="60000"/>
@@ -1642,9 +1119,6 @@
         <w:jc w:val="center"/>
       </w:pPr>
       <w:r>
-        <w:rPr>
-          <w:noProof/>
-        </w:rPr>
         <w:lastRenderedPageBreak/>
         <w:drawing>
           <wp:inline distT="0" distB="0" distL="0" distR="0" wp14:anchorId="143B5216" wp14:editId="64ABEFAC">
@@ -1705,9 +1179,6 @@
         <w:jc w:val="center"/>
       </w:pPr>
       <w:r>
-        <w:rPr>
-          <w:noProof/>
-        </w:rPr>
         <w:drawing>
           <wp:inline distT="0" distB="0" distL="0" distR="0" wp14:anchorId="2AFFDC9D" wp14:editId="33168F59">
             <wp:extent cx="5580000" cy="2968181"/>
@@ -1767,9 +1238,6 @@
         <w:jc w:val="center"/>
       </w:pPr>
       <w:r>
-        <w:rPr>
-          <w:noProof/>
-        </w:rPr>
         <w:lastRenderedPageBreak/>
         <w:drawing>
           <wp:inline distT="0" distB="0" distL="0" distR="0" wp14:anchorId="278DDAB9" wp14:editId="03861876">
@@ -1830,9 +1298,6 @@
         <w:jc w:val="center"/>
       </w:pPr>
       <w:r>
-        <w:rPr>
-          <w:noProof/>
-        </w:rPr>
         <w:lastRenderedPageBreak/>
         <w:drawing>
           <wp:inline distT="0" distB="0" distL="0" distR="0" wp14:anchorId="6CCDB095" wp14:editId="4A651326">
@@ -1912,9 +1377,6 @@
         <w:jc w:val="center"/>
       </w:pPr>
       <w:r>
-        <w:rPr>
-          <w:noProof/>
-        </w:rPr>
         <w:drawing>
           <wp:inline distT="0" distB="0" distL="0" distR="0" wp14:anchorId="49AEB27A" wp14:editId="229C800F">
             <wp:extent cx="5580000" cy="3398938"/>
@@ -1974,9 +1436,6 @@
         <w:jc w:val="center"/>
       </w:pPr>
       <w:r>
-        <w:rPr>
-          <w:noProof/>
-        </w:rPr>
         <w:drawing>
           <wp:inline distT="0" distB="0" distL="0" distR="0" wp14:anchorId="35867821" wp14:editId="68E97E76">
             <wp:extent cx="5580000" cy="2058283"/>
@@ -2037,9 +1496,6 @@
         <w:jc w:val="center"/>
       </w:pPr>
       <w:r>
-        <w:rPr>
-          <w:noProof/>
-        </w:rPr>
         <w:drawing>
           <wp:inline distT="0" distB="0" distL="0" distR="0" wp14:anchorId="67AFC7AE" wp14:editId="60A56BDA">
             <wp:extent cx="5580000" cy="4985833"/>
@@ -2099,9 +1555,6 @@
         <w:jc w:val="center"/>
       </w:pPr>
       <w:r>
-        <w:rPr>
-          <w:noProof/>
-        </w:rPr>
         <w:lastRenderedPageBreak/>
         <w:drawing>
           <wp:inline distT="0" distB="0" distL="0" distR="0" wp14:anchorId="6AA4ECFC" wp14:editId="4527751E">
@@ -2168,9 +1621,6 @@
         <w:jc w:val="center"/>
       </w:pPr>
       <w:r>
-        <w:rPr>
-          <w:noProof/>
-        </w:rPr>
         <w:drawing>
           <wp:inline distT="0" distB="0" distL="0" distR="0" wp14:anchorId="16658483" wp14:editId="15C4E175">
             <wp:extent cx="5580000" cy="2686411"/>
@@ -2240,74 +1690,10 @@
     </w:p>
     <w:p>
       <w:r>
-        <w:t xml:space="preserve">A topológia több helyszínt modellez: központ (HQ), két fiók (BR1, BR2), egy otthoni szegmens (Home), és ISP kapcsolat. A központban több switch (MLS1/MLS2) és biztonsági eszköz (ASA) is szerepel, a fiókokban </w:t>
-      </w:r>
-      <w:proofErr w:type="spellStart"/>
-      <w:r>
-        <w:t>pedig</w:t>
-      </w:r>
-      <w:proofErr w:type="spellEnd"/>
-      <w:r>
-        <w:t xml:space="preserve"> </w:t>
-      </w:r>
-      <w:proofErr w:type="spellStart"/>
-      <w:r>
-        <w:t>végponti</w:t>
-      </w:r>
-      <w:proofErr w:type="spellEnd"/>
-      <w:r>
-        <w:t xml:space="preserve"> </w:t>
-      </w:r>
-      <w:proofErr w:type="spellStart"/>
-      <w:r>
-        <w:t>elérés</w:t>
-      </w:r>
-      <w:proofErr w:type="spellEnd"/>
-      <w:r>
-        <w:t xml:space="preserve"> (swit</w:t>
-      </w:r>
-      <w:r>
-        <w:t xml:space="preserve">ch +AP), </w:t>
-      </w:r>
-      <w:proofErr w:type="spellStart"/>
-      <w:r>
-        <w:t>illetve</w:t>
-      </w:r>
-      <w:proofErr w:type="spellEnd"/>
-      <w:r>
-        <w:t xml:space="preserve"> </w:t>
-      </w:r>
-      <w:proofErr w:type="spellStart"/>
-      <w:r>
-        <w:t>redundáns</w:t>
-      </w:r>
-      <w:proofErr w:type="spellEnd"/>
-      <w:r>
-        <w:t xml:space="preserve"> </w:t>
-      </w:r>
-      <w:proofErr w:type="spellStart"/>
-      <w:r>
-        <w:t>kapcsolati</w:t>
-      </w:r>
-      <w:proofErr w:type="spellEnd"/>
-      <w:r>
-        <w:t xml:space="preserve"> </w:t>
-      </w:r>
-      <w:proofErr w:type="spellStart"/>
-      <w:r>
-        <w:t>eszközök</w:t>
-      </w:r>
-      <w:proofErr w:type="spellEnd"/>
-      <w:r>
-        <w:t xml:space="preserve"> </w:t>
-      </w:r>
-      <w:proofErr w:type="spellStart"/>
-      <w:r>
-        <w:t>találhatók</w:t>
-      </w:r>
-      <w:proofErr w:type="spellEnd"/>
-      <w:r>
-        <w:t>.</w:t>
+        <w:t>A topológia több helyszínt modellez: központ (HQ), két fiók (BR1, BR2), egy otthoni szegmens (Home), és ISP kapcsolat. A központban több switch (MLS1/MLS2) és biztonsági eszköz (ASA) is szerepel, a fiókokban pedig végponti elérés (swit</w:t>
+      </w:r>
+      <w:r>
+        <w:t>ch +AP), illetve redundáns kapcsolati eszközök találhatók.</w:t>
       </w:r>
     </w:p>
     <w:p/>
@@ -2539,24 +1925,42 @@
     <w:p>
       <w:pPr>
         <w:pStyle w:val="CodeBlock"/>
-      </w:pPr>
-      <w:r>
+        <w:rPr>
+          <w:lang w:val="hu-HU"/>
+        </w:rPr>
+      </w:pPr>
+      <w:r>
+        <w:rPr>
+          <w:lang w:val="hu-HU"/>
+        </w:rPr>
         <w:t>copy running-config tftp:</w:t>
       </w:r>
     </w:p>
     <w:p>
       <w:pPr>
         <w:pStyle w:val="CodeBlock"/>
-      </w:pPr>
-      <w:r>
+        <w:rPr>
+          <w:lang w:val="hu-HU"/>
+        </w:rPr>
+      </w:pPr>
+      <w:r>
+        <w:rPr>
+          <w:lang w:val="hu-HU"/>
+        </w:rPr>
         <w:t>Address or name of remote host? &lt;TFTP_Szerver_IP&gt;</w:t>
       </w:r>
     </w:p>
     <w:p>
       <w:pPr>
         <w:pStyle w:val="CodeBlock"/>
-      </w:pPr>
-      <w:r>
+        <w:rPr>
+          <w:lang w:val="hu-HU"/>
+        </w:rPr>
+      </w:pPr>
+      <w:r>
+        <w:rPr>
+          <w:lang w:val="hu-HU"/>
+        </w:rPr>
         <w:t>Destination filename? &lt;eszköznév&gt;-running-config</w:t>
       </w:r>
     </w:p>
@@ -3276,7 +2680,6 @@
       <w:kern w:val="0"/>
       <w:sz w:val="22"/>
       <w:szCs w:val="22"/>
-      <w:lang w:val="en-US"/>
       <w14:ligatures w14:val="none"/>
     </w:rPr>
   </w:style>
